--- a/Sindhi Muslim/Papers/home/class 3 maths.docx
+++ b/Sindhi Muslim/Papers/home/class 3 maths.docx
@@ -1,7 +1,442 @@
 
 <file path=word/document.xml><?xml version="1.0" encoding="utf-8"?>
-<w:document xmlns:wpc="http://schemas.microsoft.com/office/word/2010/wordprocessingCanvas" xmlns:cx="http://schemas.microsoft.com/office/drawing/2014/chartex" xmlns:cx1="http://schemas.microsoft.com/office/drawing/2015/9/8/chartex" xmlns:cx2="http://schemas.microsoft.com/office/drawing/2015/10/21/chartex" xmlns:cx3="http://schemas.microsoft.com/office/drawing/2016/5/9/chartex" xmlns:cx4="http://schemas.microsoft.com/office/drawing/2016/5/10/chartex" xmlns:cx5="http://schemas.microsoft.com/office/drawing/2016/5/11/chartex" xmlns:cx6="http://schemas.microsoft.com/office/drawing/2016/5/12/chartex" xmlns:cx7="http://schemas.microsoft.com/office/drawing/2016/5/13/chartex" xmlns:cx8="http://schemas.microsoft.com/office/drawing/2016/5/14/chartex" xmlns:mc="http://schemas.openxmlformats.org/markup-compatibility/2006" xmlns:aink="http://schemas.microsoft.com/office/drawing/2016/ink" xmlns:am3d="http://schemas.microsoft.com/office/drawing/2017/model3d" xmlns:o="urn:schemas-microsoft-com:office:office" xmlns:r="http://schemas.openxmlformats.org/officeDocument/2006/relationships" xmlns:m="http://schemas.openxmlformats.org/officeDocument/2006/math" xmlns:v="urn:schemas-microsoft-com:vml" xmlns:wp14="http://schemas.microsoft.com/office/word/2010/wordprocessingDrawing" xmlns:wp="http://schemas.openxmlformats.org/drawingml/2006/wordprocessingDrawing" xmlns:w10="urn:schemas-microsoft-com:office:word" xmlns:w="http://schemas.openxmlformats.org/wordprocessingml/2006/main" xmlns:w14="http://schemas.microsoft.com/office/word/2010/wordml" xmlns:w15="http://schemas.microsoft.com/office/word/2012/wordml" xmlns:w16cex="http://schemas.microsoft.com/office/word/2018/wordml/cex" xmlns:w16cid="http://schemas.microsoft.com/office/word/2016/wordml/cid" xmlns:w16="http://schemas.microsoft.com/office/word/2018/wordml" xmlns:w16sdtdh="http://schemas.microsoft.com/office/word/2020/wordml/sdtdatahash" xmlns:w16se="http://schemas.microsoft.com/office/word/2015/wordml/symex" xmlns:wpg="http://schemas.microsoft.com/office/word/2010/wordprocessingGroup" xmlns:wpi="http://schemas.microsoft.com/office/word/2010/wordprocessingInk" xmlns:wne="http://schemas.microsoft.com/office/word/2006/wordml" xmlns:wps="http://schemas.microsoft.com/office/word/2010/wordprocessingShape" mc:Ignorable="w14 w15 w16se w16cid w16 w16cex w16sdtdh wp14">
+<w:document xmlns:wpc="http://schemas.microsoft.com/office/word/2010/wordprocessingCanvas" xmlns:cx="http://schemas.microsoft.com/office/drawing/2014/chartex" xmlns:cx1="http://schemas.microsoft.com/office/drawing/2015/9/8/chartex" xmlns:cx2="http://schemas.microsoft.com/office/drawing/2015/10/21/chartex" xmlns:cx3="http://schemas.microsoft.com/office/drawing/2016/5/9/chartex" xmlns:cx4="http://schemas.microsoft.com/office/drawing/2016/5/10/chartex" xmlns:cx5="http://schemas.microsoft.com/office/drawing/2016/5/11/chartex" xmlns:cx6="http://schemas.microsoft.com/office/drawing/2016/5/12/chartex" xmlns:cx7="http://schemas.microsoft.com/office/drawing/2016/5/13/chartex" xmlns:cx8="http://schemas.microsoft.com/office/drawing/2016/5/14/chartex" xmlns:mc="http://schemas.openxmlformats.org/markup-compatibility/2006" xmlns:aink="http://schemas.microsoft.com/office/drawing/2016/ink" xmlns:am3d="http://schemas.microsoft.com/office/drawing/2017/model3d" xmlns:o="urn:schemas-microsoft-com:office:office" xmlns:oel="http://schemas.microsoft.com/office/2019/extlst" xmlns:r="http://schemas.openxmlformats.org/officeDocument/2006/relationships" xmlns:m="http://schemas.openxmlformats.org/officeDocument/2006/math" xmlns:v="urn:schemas-microsoft-com:vml" xmlns:wp14="http://schemas.microsoft.com/office/word/2010/wordprocessingDrawing" xmlns:wp="http://schemas.openxmlformats.org/drawingml/2006/wordprocessingDrawing" xmlns:w10="urn:schemas-microsoft-com:office:word" xmlns:w="http://schemas.openxmlformats.org/wordprocessingml/2006/main" xmlns:w14="http://schemas.microsoft.com/office/word/2010/wordml" xmlns:w15="http://schemas.microsoft.com/office/word/2012/wordml" xmlns:w16cex="http://schemas.microsoft.com/office/word/2018/wordml/cex" xmlns:w16cid="http://schemas.microsoft.com/office/word/2016/wordml/cid" xmlns:w16="http://schemas.microsoft.com/office/word/2018/wordml" xmlns:w16du="http://schemas.microsoft.com/office/word/2023/wordml/word16du" xmlns:w16sdtdh="http://schemas.microsoft.com/office/word/2020/wordml/sdtdatahash" xmlns:w16sdtfl="http://schemas.microsoft.com/office/word/2024/wordml/sdtformatlock" xmlns:w16se="http://schemas.microsoft.com/office/word/2015/wordml/symex" xmlns:wpg="http://schemas.microsoft.com/office/word/2010/wordprocessingGroup" xmlns:wpi="http://schemas.microsoft.com/office/word/2010/wordprocessingInk" xmlns:wne="http://schemas.microsoft.com/office/word/2006/wordml" xmlns:wps="http://schemas.microsoft.com/office/word/2010/wordprocessingShape" mc:Ignorable="w14 w15 w16se w16cid w16 w16cex w16sdtdh w16sdtfl w16du wp14">
   <w:body>
+    <w:tbl>
+      <w:tblPr>
+        <w:tblStyle w:val="TableGrid"/>
+        <w:tblW w:w="10530" w:type="dxa"/>
+        <w:tblBorders>
+          <w:top w:val="none" w:sz="0" w:space="0" w:color="auto"/>
+          <w:left w:val="none" w:sz="0" w:space="0" w:color="auto"/>
+          <w:bottom w:val="double" w:sz="12" w:space="0" w:color="auto"/>
+          <w:right w:val="none" w:sz="0" w:space="0" w:color="auto"/>
+          <w:insideH w:val="none" w:sz="0" w:space="0" w:color="auto"/>
+          <w:insideV w:val="none" w:sz="0" w:space="0" w:color="auto"/>
+        </w:tblBorders>
+        <w:tblLook w:val="04A0" w:firstRow="1" w:lastRow="0" w:firstColumn="1" w:lastColumn="0" w:noHBand="0" w:noVBand="1"/>
+      </w:tblPr>
+      <w:tblGrid>
+        <w:gridCol w:w="3914"/>
+        <w:gridCol w:w="2710"/>
+        <w:gridCol w:w="3906"/>
+      </w:tblGrid>
+      <w:tr>
+        <w:tc>
+          <w:tcPr>
+            <w:tcW w:w="10530" w:type="dxa"/>
+            <w:gridSpan w:val="3"/>
+            <w:vAlign w:val="center"/>
+          </w:tcPr>
+          <w:p>
+            <w:pPr>
+              <w:jc w:val="center"/>
+              <w:rPr>
+                <w:rFonts w:asciiTheme="majorBidi" w:hAnsiTheme="majorBidi" w:cstheme="majorBidi"/>
+                <w:b/>
+                <w:bCs/>
+                <w:sz w:val="28"/>
+                <w:szCs w:val="28"/>
+              </w:rPr>
+            </w:pPr>
+            <w:r>
+              <w:rPr>
+                <w:rFonts w:asciiTheme="majorBidi" w:hAnsiTheme="majorBidi" w:cstheme="majorBidi"/>
+                <w:b/>
+                <w:bCs/>
+                <w:sz w:val="52"/>
+                <w:szCs w:val="52"/>
+              </w:rPr>
+              <w:t>Govt. High School</w:t>
+            </w:r>
+          </w:p>
+        </w:tc>
+      </w:tr>
+      <w:tr>
+        <w:tc>
+          <w:tcPr>
+            <w:tcW w:w="10530" w:type="dxa"/>
+            <w:gridSpan w:val="3"/>
+            <w:vAlign w:val="center"/>
+          </w:tcPr>
+          <w:p>
+            <w:pPr>
+              <w:jc w:val="center"/>
+              <w:rPr>
+                <w:rFonts w:asciiTheme="majorBidi" w:hAnsiTheme="majorBidi" w:cstheme="majorBidi"/>
+                <w:sz w:val="28"/>
+                <w:szCs w:val="28"/>
+              </w:rPr>
+            </w:pPr>
+            <w:r>
+              <w:rPr>
+                <w:rFonts w:asciiTheme="majorBidi" w:hAnsiTheme="majorBidi" w:cstheme="majorBidi"/>
+                <w:sz w:val="36"/>
+                <w:szCs w:val="36"/>
+              </w:rPr>
+              <w:t>Sindhi Jamaat Co-Operative Housing Society, Karachi</w:t>
+            </w:r>
+          </w:p>
+        </w:tc>
+      </w:tr>
+      <w:tr>
+        <w:tc>
+          <w:tcPr>
+            <w:tcW w:w="10530" w:type="dxa"/>
+            <w:gridSpan w:val="3"/>
+            <w:vAlign w:val="center"/>
+          </w:tcPr>
+          <w:p>
+            <w:pPr>
+              <w:jc w:val="center"/>
+              <w:rPr>
+                <w:b/>
+                <w:bCs/>
+                <w:sz w:val="36"/>
+                <w:szCs w:val="36"/>
+              </w:rPr>
+            </w:pPr>
+            <w:r>
+              <w:rPr>
+                <w:b/>
+                <w:bCs/>
+                <w:sz w:val="36"/>
+                <w:szCs w:val="36"/>
+              </w:rPr>
+              <w:t>Final</w:t>
+            </w:r>
+            <w:r>
+              <w:rPr>
+                <w:b/>
+                <w:bCs/>
+                <w:sz w:val="36"/>
+                <w:szCs w:val="36"/>
+              </w:rPr>
+              <w:t xml:space="preserve"> Term Examination 2024-25</w:t>
+            </w:r>
+          </w:p>
+        </w:tc>
+      </w:tr>
+      <w:tr>
+        <w:tc>
+          <w:tcPr>
+            <w:tcW w:w="3914" w:type="dxa"/>
+          </w:tcPr>
+          <w:p>
+            <w:pPr>
+              <w:rPr>
+                <w:rFonts w:asciiTheme="majorBidi" w:hAnsiTheme="majorBidi" w:cstheme="majorBidi"/>
+                <w:b/>
+                <w:bCs/>
+                <w:sz w:val="28"/>
+                <w:szCs w:val="28"/>
+              </w:rPr>
+            </w:pPr>
+            <w:r>
+              <w:rPr>
+                <w:rFonts w:asciiTheme="majorBidi" w:hAnsiTheme="majorBidi" w:cstheme="majorBidi"/>
+                <w:b/>
+                <w:bCs/>
+                <w:sz w:val="32"/>
+                <w:szCs w:val="32"/>
+              </w:rPr>
+              <w:t xml:space="preserve">Subject: </w:t>
+            </w:r>
+            <w:proofErr w:type="spellStart"/>
+            <w:r>
+              <w:rPr>
+                <w:rFonts w:asciiTheme="majorBidi" w:hAnsiTheme="majorBidi" w:cstheme="majorBidi"/>
+                <w:b/>
+                <w:bCs/>
+                <w:sz w:val="32"/>
+                <w:szCs w:val="32"/>
+              </w:rPr>
+              <w:t>Maths</w:t>
+            </w:r>
+            <w:proofErr w:type="spellEnd"/>
+          </w:p>
+        </w:tc>
+        <w:tc>
+          <w:tcPr>
+            <w:tcW w:w="2710" w:type="dxa"/>
+          </w:tcPr>
+          <w:p>
+            <w:pPr>
+              <w:rPr>
+                <w:rFonts w:asciiTheme="majorBidi" w:hAnsiTheme="majorBidi" w:cstheme="majorBidi"/>
+                <w:b/>
+                <w:bCs/>
+                <w:sz w:val="28"/>
+                <w:szCs w:val="28"/>
+              </w:rPr>
+            </w:pPr>
+            <w:r>
+              <w:rPr>
+                <w:rFonts w:asciiTheme="majorBidi" w:hAnsiTheme="majorBidi" w:cstheme="majorBidi"/>
+                <w:b/>
+                <w:bCs/>
+                <w:sz w:val="32"/>
+                <w:szCs w:val="32"/>
+              </w:rPr>
+              <w:t xml:space="preserve">Class: </w:t>
+            </w:r>
+            <w:r>
+              <w:rPr>
+                <w:rFonts w:asciiTheme="majorBidi" w:hAnsiTheme="majorBidi" w:cstheme="majorBidi"/>
+                <w:b/>
+                <w:bCs/>
+                <w:sz w:val="28"/>
+                <w:szCs w:val="28"/>
+              </w:rPr>
+              <w:t>Three</w:t>
+            </w:r>
+          </w:p>
+        </w:tc>
+        <w:tc>
+          <w:tcPr>
+            <w:tcW w:w="3906" w:type="dxa"/>
+          </w:tcPr>
+          <w:p>
+            <w:pPr>
+              <w:rPr>
+                <w:rFonts w:asciiTheme="majorBidi" w:hAnsiTheme="majorBidi" w:cstheme="majorBidi"/>
+                <w:b/>
+                <w:bCs/>
+                <w:sz w:val="28"/>
+                <w:szCs w:val="28"/>
+              </w:rPr>
+            </w:pPr>
+            <w:r>
+              <w:rPr>
+                <w:rFonts w:asciiTheme="majorBidi" w:hAnsiTheme="majorBidi" w:cstheme="majorBidi"/>
+                <w:b/>
+                <w:bCs/>
+                <w:sz w:val="32"/>
+                <w:szCs w:val="32"/>
+              </w:rPr>
+              <w:t xml:space="preserve">Total Marks: </w:t>
+            </w:r>
+            <w:r>
+              <w:rPr>
+                <w:rFonts w:asciiTheme="majorBidi" w:hAnsiTheme="majorBidi" w:cstheme="majorBidi"/>
+                <w:b/>
+                <w:bCs/>
+                <w:sz w:val="32"/>
+                <w:szCs w:val="32"/>
+              </w:rPr>
+              <w:t>100</w:t>
+            </w:r>
+          </w:p>
+        </w:tc>
+      </w:tr>
+      <w:tr>
+        <w:trPr>
+          <w:trHeight w:val="432"/>
+        </w:trPr>
+        <w:tc>
+          <w:tcPr>
+            <w:tcW w:w="3914" w:type="dxa"/>
+          </w:tcPr>
+          <w:p>
+            <w:pPr>
+              <w:rPr>
+                <w:rFonts w:asciiTheme="majorBidi" w:hAnsiTheme="majorBidi" w:cstheme="majorBidi"/>
+                <w:sz w:val="28"/>
+                <w:szCs w:val="28"/>
+              </w:rPr>
+            </w:pPr>
+            <w:r>
+              <w:rPr>
+                <w:rFonts w:asciiTheme="majorBidi" w:hAnsiTheme="majorBidi" w:cstheme="majorBidi"/>
+                <w:b/>
+                <w:bCs/>
+                <w:sz w:val="28"/>
+                <w:szCs w:val="28"/>
+              </w:rPr>
+              <w:t>Name:</w:t>
+            </w:r>
+            <w:r>
+              <w:rPr>
+                <w:rFonts w:asciiTheme="majorBidi" w:hAnsiTheme="majorBidi" w:cstheme="majorBidi"/>
+                <w:sz w:val="28"/>
+                <w:szCs w:val="28"/>
+              </w:rPr>
+              <w:t xml:space="preserve"> ___________________</w:t>
+            </w:r>
+          </w:p>
+        </w:tc>
+        <w:tc>
+          <w:tcPr>
+            <w:tcW w:w="2710" w:type="dxa"/>
+          </w:tcPr>
+          <w:p>
+            <w:pPr>
+              <w:rPr>
+                <w:rFonts w:asciiTheme="majorBidi" w:hAnsiTheme="majorBidi" w:cstheme="majorBidi"/>
+                <w:sz w:val="28"/>
+                <w:szCs w:val="28"/>
+              </w:rPr>
+            </w:pPr>
+          </w:p>
+        </w:tc>
+        <w:tc>
+          <w:tcPr>
+            <w:tcW w:w="3906" w:type="dxa"/>
+          </w:tcPr>
+          <w:p>
+            <w:pPr>
+              <w:rPr>
+                <w:rFonts w:asciiTheme="majorBidi" w:hAnsiTheme="majorBidi" w:cstheme="majorBidi"/>
+                <w:sz w:val="28"/>
+                <w:szCs w:val="28"/>
+              </w:rPr>
+            </w:pPr>
+            <w:r>
+              <w:rPr>
+                <w:rFonts w:asciiTheme="majorBidi" w:hAnsiTheme="majorBidi" w:cstheme="majorBidi"/>
+                <w:b/>
+                <w:bCs/>
+                <w:sz w:val="32"/>
+                <w:szCs w:val="32"/>
+              </w:rPr>
+              <w:t>Sign:</w:t>
+            </w:r>
+            <w:r>
+              <w:rPr>
+                <w:rFonts w:asciiTheme="majorBidi" w:hAnsiTheme="majorBidi" w:cstheme="majorBidi"/>
+                <w:sz w:val="28"/>
+                <w:szCs w:val="28"/>
+              </w:rPr>
+              <w:t xml:space="preserve"> ____________________</w:t>
+            </w:r>
+          </w:p>
+        </w:tc>
+      </w:tr>
+      <w:tr>
+        <w:trPr>
+          <w:trHeight w:val="432"/>
+        </w:trPr>
+        <w:tc>
+          <w:tcPr>
+            <w:tcW w:w="3914" w:type="dxa"/>
+          </w:tcPr>
+          <w:p>
+            <w:pPr>
+              <w:rPr>
+                <w:rFonts w:asciiTheme="majorBidi" w:hAnsiTheme="majorBidi" w:cstheme="majorBidi"/>
+                <w:sz w:val="28"/>
+                <w:szCs w:val="28"/>
+              </w:rPr>
+            </w:pPr>
+            <w:r>
+              <w:rPr>
+                <w:rFonts w:asciiTheme="majorBidi" w:hAnsiTheme="majorBidi" w:cstheme="majorBidi"/>
+                <w:b/>
+                <w:bCs/>
+                <w:sz w:val="28"/>
+                <w:szCs w:val="28"/>
+              </w:rPr>
+              <w:t>GR No</w:t>
+            </w:r>
+            <w:r>
+              <w:rPr>
+                <w:rFonts w:asciiTheme="majorBidi" w:hAnsiTheme="majorBidi" w:cstheme="majorBidi"/>
+                <w:b/>
+                <w:bCs/>
+                <w:sz w:val="28"/>
+                <w:szCs w:val="28"/>
+              </w:rPr>
+              <w:t>:</w:t>
+            </w:r>
+            <w:r>
+              <w:rPr>
+                <w:rFonts w:asciiTheme="majorBidi" w:hAnsiTheme="majorBidi" w:cstheme="majorBidi"/>
+                <w:sz w:val="28"/>
+                <w:szCs w:val="28"/>
+              </w:rPr>
+              <w:t xml:space="preserve"> ___________________</w:t>
+            </w:r>
+          </w:p>
+        </w:tc>
+        <w:tc>
+          <w:tcPr>
+            <w:tcW w:w="2710" w:type="dxa"/>
+          </w:tcPr>
+          <w:p>
+            <w:pPr>
+              <w:rPr>
+                <w:rFonts w:asciiTheme="majorBidi" w:hAnsiTheme="majorBidi" w:cstheme="majorBidi"/>
+                <w:b/>
+                <w:bCs/>
+                <w:sz w:val="28"/>
+                <w:szCs w:val="28"/>
+              </w:rPr>
+            </w:pPr>
+            <w:r>
+              <w:rPr>
+                <w:rFonts w:asciiTheme="majorBidi" w:hAnsiTheme="majorBidi" w:cstheme="majorBidi"/>
+                <w:b/>
+                <w:bCs/>
+                <w:sz w:val="28"/>
+                <w:szCs w:val="28"/>
+              </w:rPr>
+              <w:t>Date: ____________</w:t>
+            </w:r>
+          </w:p>
+        </w:tc>
+        <w:tc>
+          <w:tcPr>
+            <w:tcW w:w="3906" w:type="dxa"/>
+          </w:tcPr>
+          <w:p>
+            <w:pPr>
+              <w:rPr>
+                <w:rFonts w:asciiTheme="majorBidi" w:hAnsiTheme="majorBidi" w:cstheme="majorBidi"/>
+                <w:sz w:val="28"/>
+                <w:szCs w:val="28"/>
+              </w:rPr>
+            </w:pPr>
+            <w:r>
+              <w:rPr>
+                <w:rFonts w:asciiTheme="majorBidi" w:hAnsiTheme="majorBidi" w:cstheme="majorBidi"/>
+                <w:b/>
+                <w:bCs/>
+                <w:sz w:val="28"/>
+                <w:szCs w:val="28"/>
+              </w:rPr>
+              <w:t>Obtained Marks</w:t>
+            </w:r>
+            <w:r>
+              <w:rPr>
+                <w:rFonts w:asciiTheme="majorBidi" w:hAnsiTheme="majorBidi" w:cstheme="majorBidi"/>
+                <w:b/>
+                <w:bCs/>
+                <w:sz w:val="28"/>
+                <w:szCs w:val="28"/>
+              </w:rPr>
+              <w:t>:</w:t>
+            </w:r>
+            <w:r>
+              <w:rPr>
+                <w:rFonts w:asciiTheme="majorBidi" w:hAnsiTheme="majorBidi" w:cstheme="majorBidi"/>
+                <w:sz w:val="28"/>
+                <w:szCs w:val="28"/>
+              </w:rPr>
+              <w:t xml:space="preserve"> ____</w:t>
+            </w:r>
+            <w:r>
+              <w:rPr>
+                <w:rFonts w:asciiTheme="majorBidi" w:hAnsiTheme="majorBidi" w:cstheme="majorBidi"/>
+                <w:sz w:val="28"/>
+                <w:szCs w:val="28"/>
+              </w:rPr>
+              <w:t>_____</w:t>
+            </w:r>
+          </w:p>
+        </w:tc>
+      </w:tr>
+    </w:tbl>
+    <w:p/>
     <w:tbl>
       <w:tblPr>
         <w:tblStyle w:val="TableGrid"/>
@@ -10,32 +445,34 @@
       </w:tblPr>
       <w:tblGrid>
         <w:gridCol w:w="3116"/>
-        <w:gridCol w:w="1559"/>
-        <w:gridCol w:w="1558"/>
         <w:gridCol w:w="3117"/>
+        <w:gridCol w:w="4292"/>
       </w:tblGrid>
       <w:tr>
         <w:tc>
           <w:tcPr>
-            <w:tcW w:w="9350" w:type="dxa"/>
-            <w:gridSpan w:val="4"/>
+            <w:tcW w:w="10525" w:type="dxa"/>
+            <w:gridSpan w:val="3"/>
+            <w:vAlign w:val="center"/>
           </w:tcPr>
           <w:p>
             <w:pPr>
               <w:jc w:val="center"/>
               <w:rPr>
-                <w:rFonts w:asciiTheme="majorBidi" w:hAnsiTheme="majorBidi" w:cstheme="majorBidi"/>
+                <w:rFonts w:ascii="Algerian" w:hAnsi="Algerian"/>
                 <w:sz w:val="36"/>
                 <w:szCs w:val="36"/>
-              </w:rPr>
-            </w:pPr>
-            <w:r>
-              <w:rPr>
-                <w:rFonts w:asciiTheme="majorBidi" w:hAnsiTheme="majorBidi" w:cstheme="majorBidi"/>
-                <w:sz w:val="36"/>
-                <w:szCs w:val="36"/>
-              </w:rPr>
-              <w:t>GOVERNMENT HIGH SCHOOL</w:t>
+                <w:u w:val="double"/>
+              </w:rPr>
+            </w:pPr>
+            <w:r>
+              <w:rPr>
+                <w:rFonts w:ascii="Algerian" w:hAnsi="Algerian"/>
+                <w:sz w:val="56"/>
+                <w:szCs w:val="56"/>
+                <w:u w:val="double"/>
+              </w:rPr>
+              <w:t>Section “A”</w:t>
             </w:r>
           </w:p>
         </w:tc>
@@ -43,136 +480,52 @@
       <w:tr>
         <w:tc>
           <w:tcPr>
-            <w:tcW w:w="9350" w:type="dxa"/>
-            <w:gridSpan w:val="4"/>
-          </w:tcPr>
-          <w:p>
-            <w:pPr>
-              <w:jc w:val="center"/>
-              <w:rPr>
-                <w:rFonts w:asciiTheme="majorBidi" w:hAnsiTheme="majorBidi" w:cstheme="majorBidi"/>
-              </w:rPr>
-            </w:pPr>
-            <w:r>
-              <w:rPr>
-                <w:rFonts w:asciiTheme="majorBidi" w:hAnsiTheme="majorBidi" w:cstheme="majorBidi"/>
-                <w:sz w:val="28"/>
-                <w:szCs w:val="28"/>
-              </w:rPr>
-              <w:t>Annual Examination 2024-2025</w:t>
+            <w:tcW w:w="10525" w:type="dxa"/>
+            <w:gridSpan w:val="3"/>
+          </w:tcPr>
+          <w:p>
+            <w:r>
+              <w:rPr>
+                <w:sz w:val="28"/>
+                <w:szCs w:val="28"/>
+              </w:rPr>
+              <w:t xml:space="preserve">Q1. </w:t>
+            </w:r>
+            <w:r>
+              <w:rPr>
+                <w:sz w:val="28"/>
+                <w:szCs w:val="28"/>
+              </w:rPr>
+              <w:t>Multiple choice Questions.</w:t>
+            </w:r>
+            <w:r>
+              <w:rPr>
+                <w:sz w:val="28"/>
+                <w:szCs w:val="28"/>
+              </w:rPr>
+              <w:t xml:space="preserve"> (5)</w:t>
             </w:r>
           </w:p>
         </w:tc>
       </w:tr>
       <w:tr>
-        <w:trPr>
-          <w:trHeight w:val="184"/>
-        </w:trPr>
-        <w:tc>
-          <w:tcPr>
-            <w:tcW w:w="4675" w:type="dxa"/>
-            <w:gridSpan w:val="2"/>
-          </w:tcPr>
-          <w:p>
-            <w:r>
-              <w:t>Level: III</w:t>
-            </w:r>
-          </w:p>
-        </w:tc>
-        <w:tc>
-          <w:tcPr>
-            <w:tcW w:w="4675" w:type="dxa"/>
-            <w:gridSpan w:val="2"/>
-          </w:tcPr>
-          <w:p>
-            <w:pPr>
-              <w:jc w:val="right"/>
-            </w:pPr>
-            <w:r>
-              <w:t>Total Marks: 100</w:t>
-            </w:r>
-          </w:p>
-        </w:tc>
-      </w:tr>
-      <w:tr>
-        <w:trPr>
-          <w:trHeight w:val="183"/>
-        </w:trPr>
-        <w:tc>
-          <w:tcPr>
-            <w:tcW w:w="4675" w:type="dxa"/>
-            <w:gridSpan w:val="2"/>
-          </w:tcPr>
-          <w:p>
-            <w:r>
-              <w:t>Paper: Math</w:t>
-            </w:r>
-          </w:p>
-        </w:tc>
-        <w:tc>
-          <w:tcPr>
-            <w:tcW w:w="4675" w:type="dxa"/>
-            <w:gridSpan w:val="2"/>
-          </w:tcPr>
-          <w:p>
-            <w:pPr>
-              <w:jc w:val="right"/>
-            </w:pPr>
-            <w:r>
-              <w:t>Time: 3 hours</w:t>
-            </w:r>
-          </w:p>
-        </w:tc>
-      </w:tr>
-      <w:tr>
-        <w:tc>
-          <w:tcPr>
-            <w:tcW w:w="9350" w:type="dxa"/>
-            <w:gridSpan w:val="4"/>
-          </w:tcPr>
-          <w:p/>
-        </w:tc>
-      </w:tr>
-      <w:tr>
-        <w:tc>
-          <w:tcPr>
-            <w:tcW w:w="9350" w:type="dxa"/>
-            <w:gridSpan w:val="4"/>
-          </w:tcPr>
-          <w:p>
-            <w:pPr>
-              <w:tabs>
-                <w:tab w:val="left" w:pos="3533"/>
-              </w:tabs>
-              <w:jc w:val="center"/>
-            </w:pPr>
-            <w:r>
-              <w:t>{Section “A”}</w:t>
-            </w:r>
-          </w:p>
-        </w:tc>
-      </w:tr>
-      <w:tr>
-        <w:tc>
-          <w:tcPr>
-            <w:tcW w:w="9350" w:type="dxa"/>
-            <w:gridSpan w:val="4"/>
-          </w:tcPr>
-          <w:p>
-            <w:r>
-              <w:t>*Multiple choice Questions.</w:t>
-            </w:r>
-          </w:p>
-        </w:tc>
-      </w:tr>
-      <w:tr>
-        <w:tc>
-          <w:tcPr>
-            <w:tcW w:w="9350" w:type="dxa"/>
-            <w:gridSpan w:val="4"/>
-          </w:tcPr>
-          <w:p>
-            <w:r>
+        <w:tc>
+          <w:tcPr>
+            <w:tcW w:w="10525" w:type="dxa"/>
+            <w:gridSpan w:val="3"/>
+          </w:tcPr>
+          <w:p>
+            <w:pPr>
+              <w:rPr>
+                <w:sz w:val="28"/>
+                <w:szCs w:val="28"/>
+              </w:rPr>
+            </w:pPr>
+            <w:r>
+              <w:rPr>
+                <w:sz w:val="28"/>
+                <w:szCs w:val="28"/>
+              </w:rPr>
               <w:t>1- A shape with three sides is called a:</w:t>
             </w:r>
           </w:p>
@@ -187,7 +540,17 @@
             <w:tcW w:w="3116" w:type="dxa"/>
           </w:tcPr>
           <w:p>
-            <w:r>
+            <w:pPr>
+              <w:rPr>
+                <w:sz w:val="28"/>
+                <w:szCs w:val="28"/>
+              </w:rPr>
+            </w:pPr>
+            <w:r>
+              <w:rPr>
+                <w:sz w:val="28"/>
+                <w:szCs w:val="28"/>
+              </w:rPr>
               <w:t>a) Square</w:t>
             </w:r>
           </w:p>
@@ -195,20 +558,39 @@
         <w:tc>
           <w:tcPr>
             <w:tcW w:w="3117" w:type="dxa"/>
-            <w:gridSpan w:val="2"/>
-          </w:tcPr>
-          <w:p>
-            <w:r>
+          </w:tcPr>
+          <w:p>
+            <w:pPr>
+              <w:rPr>
+                <w:sz w:val="28"/>
+                <w:szCs w:val="28"/>
+              </w:rPr>
+            </w:pPr>
+            <w:r>
+              <w:rPr>
+                <w:sz w:val="28"/>
+                <w:szCs w:val="28"/>
+              </w:rPr>
               <w:t>b) Triangle</w:t>
             </w:r>
           </w:p>
         </w:tc>
         <w:tc>
           <w:tcPr>
-            <w:tcW w:w="3117" w:type="dxa"/>
-          </w:tcPr>
-          <w:p>
-            <w:r>
+            <w:tcW w:w="4292" w:type="dxa"/>
+          </w:tcPr>
+          <w:p>
+            <w:pPr>
+              <w:rPr>
+                <w:sz w:val="28"/>
+                <w:szCs w:val="28"/>
+              </w:rPr>
+            </w:pPr>
+            <w:r>
+              <w:rPr>
+                <w:sz w:val="28"/>
+                <w:szCs w:val="28"/>
+              </w:rPr>
               <w:t>c) Rectangle</w:t>
             </w:r>
           </w:p>
@@ -217,11 +599,21 @@
       <w:tr>
         <w:tc>
           <w:tcPr>
-            <w:tcW w:w="9350" w:type="dxa"/>
-            <w:gridSpan w:val="4"/>
-          </w:tcPr>
-          <w:p>
-            <w:r>
+            <w:tcW w:w="10525" w:type="dxa"/>
+            <w:gridSpan w:val="3"/>
+          </w:tcPr>
+          <w:p>
+            <w:pPr>
+              <w:rPr>
+                <w:sz w:val="28"/>
+                <w:szCs w:val="28"/>
+              </w:rPr>
+            </w:pPr>
+            <w:r>
+              <w:rPr>
+                <w:sz w:val="28"/>
+                <w:szCs w:val="28"/>
+              </w:rPr>
               <w:t>2- how many minutes are there in an hour?</w:t>
             </w:r>
           </w:p>
@@ -233,7 +625,17 @@
             <w:tcW w:w="3116" w:type="dxa"/>
           </w:tcPr>
           <w:p>
-            <w:r>
+            <w:pPr>
+              <w:rPr>
+                <w:sz w:val="28"/>
+                <w:szCs w:val="28"/>
+              </w:rPr>
+            </w:pPr>
+            <w:r>
+              <w:rPr>
+                <w:sz w:val="28"/>
+                <w:szCs w:val="28"/>
+              </w:rPr>
               <w:t>a) 60</w:t>
             </w:r>
           </w:p>
@@ -241,20 +643,39 @@
         <w:tc>
           <w:tcPr>
             <w:tcW w:w="3117" w:type="dxa"/>
-            <w:gridSpan w:val="2"/>
-          </w:tcPr>
-          <w:p>
-            <w:r>
+          </w:tcPr>
+          <w:p>
+            <w:pPr>
+              <w:rPr>
+                <w:sz w:val="28"/>
+                <w:szCs w:val="28"/>
+              </w:rPr>
+            </w:pPr>
+            <w:r>
+              <w:rPr>
+                <w:sz w:val="28"/>
+                <w:szCs w:val="28"/>
+              </w:rPr>
               <w:t>b) 10</w:t>
             </w:r>
           </w:p>
         </w:tc>
         <w:tc>
           <w:tcPr>
-            <w:tcW w:w="3117" w:type="dxa"/>
-          </w:tcPr>
-          <w:p>
-            <w:r>
+            <w:tcW w:w="4292" w:type="dxa"/>
+          </w:tcPr>
+          <w:p>
+            <w:pPr>
+              <w:rPr>
+                <w:sz w:val="28"/>
+                <w:szCs w:val="28"/>
+              </w:rPr>
+            </w:pPr>
+            <w:r>
+              <w:rPr>
+                <w:sz w:val="28"/>
+                <w:szCs w:val="28"/>
+              </w:rPr>
               <w:t>c) 90</w:t>
             </w:r>
           </w:p>
@@ -263,11 +684,21 @@
       <w:tr>
         <w:tc>
           <w:tcPr>
-            <w:tcW w:w="9350" w:type="dxa"/>
-            <w:gridSpan w:val="4"/>
-          </w:tcPr>
-          <w:p>
-            <w:r>
+            <w:tcW w:w="10525" w:type="dxa"/>
+            <w:gridSpan w:val="3"/>
+          </w:tcPr>
+          <w:p>
+            <w:pPr>
+              <w:rPr>
+                <w:sz w:val="28"/>
+                <w:szCs w:val="28"/>
+              </w:rPr>
+            </w:pPr>
+            <w:r>
+              <w:rPr>
+                <w:sz w:val="28"/>
+                <w:szCs w:val="28"/>
+              </w:rPr>
               <w:t>3- Basic unit of length is:</w:t>
             </w:r>
           </w:p>
@@ -279,7 +710,17 @@
             <w:tcW w:w="3116" w:type="dxa"/>
           </w:tcPr>
           <w:p>
-            <w:r>
+            <w:pPr>
+              <w:rPr>
+                <w:sz w:val="28"/>
+                <w:szCs w:val="28"/>
+              </w:rPr>
+            </w:pPr>
+            <w:r>
+              <w:rPr>
+                <w:sz w:val="28"/>
+                <w:szCs w:val="28"/>
+              </w:rPr>
               <w:t>a) meter</w:t>
             </w:r>
           </w:p>
@@ -287,14 +728,27 @@
         <w:tc>
           <w:tcPr>
             <w:tcW w:w="3117" w:type="dxa"/>
-            <w:gridSpan w:val="2"/>
-          </w:tcPr>
-          <w:p>
-            <w:r>
+          </w:tcPr>
+          <w:p>
+            <w:pPr>
+              <w:rPr>
+                <w:sz w:val="28"/>
+                <w:szCs w:val="28"/>
+              </w:rPr>
+            </w:pPr>
+            <w:r>
+              <w:rPr>
+                <w:sz w:val="28"/>
+                <w:szCs w:val="28"/>
+              </w:rPr>
               <w:t xml:space="preserve">b) </w:t>
             </w:r>
             <w:proofErr w:type="spellStart"/>
             <w:r>
+              <w:rPr>
+                <w:sz w:val="28"/>
+                <w:szCs w:val="28"/>
+              </w:rPr>
               <w:t>litre</w:t>
             </w:r>
             <w:proofErr w:type="spellEnd"/>
@@ -302,10 +756,20 @@
         </w:tc>
         <w:tc>
           <w:tcPr>
-            <w:tcW w:w="3117" w:type="dxa"/>
-          </w:tcPr>
-          <w:p>
-            <w:r>
+            <w:tcW w:w="4292" w:type="dxa"/>
+          </w:tcPr>
+          <w:p>
+            <w:pPr>
+              <w:rPr>
+                <w:sz w:val="28"/>
+                <w:szCs w:val="28"/>
+              </w:rPr>
+            </w:pPr>
+            <w:r>
+              <w:rPr>
+                <w:sz w:val="28"/>
+                <w:szCs w:val="28"/>
+              </w:rPr>
               <w:t>c) grams</w:t>
             </w:r>
           </w:p>
@@ -314,11 +778,21 @@
       <w:tr>
         <w:tc>
           <w:tcPr>
-            <w:tcW w:w="9350" w:type="dxa"/>
-            <w:gridSpan w:val="4"/>
-          </w:tcPr>
-          <w:p>
-            <w:r>
+            <w:tcW w:w="10525" w:type="dxa"/>
+            <w:gridSpan w:val="3"/>
+          </w:tcPr>
+          <w:p>
+            <w:pPr>
+              <w:rPr>
+                <w:sz w:val="28"/>
+                <w:szCs w:val="28"/>
+              </w:rPr>
+            </w:pPr>
+            <w:r>
+              <w:rPr>
+                <w:sz w:val="28"/>
+                <w:szCs w:val="28"/>
+              </w:rPr>
               <w:t>4- 1000 grams=</w:t>
             </w:r>
           </w:p>
@@ -330,7 +804,17 @@
             <w:tcW w:w="3116" w:type="dxa"/>
           </w:tcPr>
           <w:p>
-            <w:r>
+            <w:pPr>
+              <w:rPr>
+                <w:sz w:val="28"/>
+                <w:szCs w:val="28"/>
+              </w:rPr>
+            </w:pPr>
+            <w:r>
+              <w:rPr>
+                <w:sz w:val="28"/>
+                <w:szCs w:val="28"/>
+              </w:rPr>
               <w:t>a) 1kg</w:t>
             </w:r>
           </w:p>
@@ -338,14 +822,27 @@
         <w:tc>
           <w:tcPr>
             <w:tcW w:w="3117" w:type="dxa"/>
-            <w:gridSpan w:val="2"/>
-          </w:tcPr>
-          <w:p>
-            <w:r>
+          </w:tcPr>
+          <w:p>
+            <w:pPr>
+              <w:rPr>
+                <w:sz w:val="28"/>
+                <w:szCs w:val="28"/>
+              </w:rPr>
+            </w:pPr>
+            <w:r>
+              <w:rPr>
+                <w:sz w:val="28"/>
+                <w:szCs w:val="28"/>
+              </w:rPr>
               <w:t xml:space="preserve">b) 1 </w:t>
             </w:r>
             <w:proofErr w:type="spellStart"/>
             <w:r>
+              <w:rPr>
+                <w:sz w:val="28"/>
+                <w:szCs w:val="28"/>
+              </w:rPr>
               <w:t>litre</w:t>
             </w:r>
             <w:proofErr w:type="spellEnd"/>
@@ -353,10 +850,20 @@
         </w:tc>
         <w:tc>
           <w:tcPr>
-            <w:tcW w:w="3117" w:type="dxa"/>
-          </w:tcPr>
-          <w:p>
-            <w:r>
+            <w:tcW w:w="4292" w:type="dxa"/>
+          </w:tcPr>
+          <w:p>
+            <w:pPr>
+              <w:rPr>
+                <w:sz w:val="28"/>
+                <w:szCs w:val="28"/>
+              </w:rPr>
+            </w:pPr>
+            <w:r>
+              <w:rPr>
+                <w:sz w:val="28"/>
+                <w:szCs w:val="28"/>
+              </w:rPr>
               <w:t>c) 1 meter</w:t>
             </w:r>
           </w:p>
@@ -365,164 +872,186 @@
       <w:tr>
         <w:tc>
           <w:tcPr>
-            <w:tcW w:w="9350" w:type="dxa"/>
-            <w:gridSpan w:val="4"/>
-          </w:tcPr>
-          <w:p>
+            <w:tcW w:w="3116" w:type="dxa"/>
+          </w:tcPr>
+          <w:p>
+            <w:pPr>
+              <w:rPr>
+                <w:sz w:val="28"/>
+                <w:szCs w:val="28"/>
+              </w:rPr>
+            </w:pPr>
+          </w:p>
+        </w:tc>
+        <w:tc>
+          <w:tcPr>
+            <w:tcW w:w="3117" w:type="dxa"/>
+          </w:tcPr>
+          <w:p>
+            <w:pPr>
+              <w:rPr>
+                <w:sz w:val="28"/>
+                <w:szCs w:val="28"/>
+              </w:rPr>
+            </w:pPr>
+          </w:p>
+        </w:tc>
+        <w:tc>
+          <w:tcPr>
+            <w:tcW w:w="4292" w:type="dxa"/>
+          </w:tcPr>
+          <w:p>
+            <w:pPr>
+              <w:rPr>
+                <w:sz w:val="28"/>
+                <w:szCs w:val="28"/>
+              </w:rPr>
+            </w:pPr>
+          </w:p>
+        </w:tc>
+      </w:tr>
+      <w:tr>
+        <w:trPr>
+          <w:trHeight w:val="1052"/>
+        </w:trPr>
+        <w:tc>
+          <w:tcPr>
+            <w:tcW w:w="10525" w:type="dxa"/>
+            <w:gridSpan w:val="3"/>
+          </w:tcPr>
+          <w:p>
+            <w:pPr>
+              <w:rPr>
+                <w:sz w:val="28"/>
+                <w:szCs w:val="28"/>
+              </w:rPr>
+            </w:pPr>
             <w:r>
               <w:rPr>
                 <w:noProof/>
+                <w:sz w:val="28"/>
+                <w:szCs w:val="28"/>
               </w:rPr>
               <mc:AlternateContent>
-                <mc:Choice Requires="wps">
+                <mc:Choice Requires="wpg">
                   <w:drawing>
-                    <wp:anchor distT="0" distB="0" distL="114300" distR="114300" simplePos="0" relativeHeight="251659264" behindDoc="0" locked="0" layoutInCell="1" allowOverlap="1" wp14:anchorId="68A8E89C" wp14:editId="79A71F6D">
+                    <wp:anchor distT="0" distB="0" distL="114300" distR="114300" simplePos="0" relativeHeight="251658240" behindDoc="0" locked="0" layoutInCell="1" allowOverlap="1" wp14:anchorId="4737C243" wp14:editId="13822B58">
                       <wp:simplePos x="0" y="0"/>
                       <wp:positionH relativeFrom="column">
-                        <wp:posOffset>2396278</wp:posOffset>
+                        <wp:posOffset>3138170</wp:posOffset>
                       </wp:positionH>
                       <wp:positionV relativeFrom="paragraph">
-                        <wp:posOffset>25188</wp:posOffset>
+                        <wp:posOffset>28575</wp:posOffset>
                       </wp:positionV>
                       <wp:extent cx="563034" cy="554355"/>
                       <wp:effectExtent l="0" t="0" r="27940" b="17145"/>
                       <wp:wrapNone/>
-                      <wp:docPr id="1" name="Oval 1"/>
+                      <wp:docPr id="1715568795" name="Group 3"/>
                       <wp:cNvGraphicFramePr/>
                       <a:graphic xmlns:a="http://schemas.openxmlformats.org/drawingml/2006/main">
-                        <a:graphicData uri="http://schemas.microsoft.com/office/word/2010/wordprocessingShape">
-                          <wps:wsp>
-                            <wps:cNvSpPr/>
-                            <wps:spPr>
+                        <a:graphicData uri="http://schemas.microsoft.com/office/word/2010/wordprocessingGroup">
+                          <wpg:wgp>
+                            <wpg:cNvGrpSpPr/>
+                            <wpg:grpSpPr>
                               <a:xfrm>
                                 <a:off x="0" y="0"/>
                                 <a:ext cx="563034" cy="554355"/>
+                                <a:chOff x="0" y="0"/>
+                                <a:chExt cx="563034" cy="554355"/>
                               </a:xfrm>
-                              <a:prstGeom prst="ellipse">
-                                <a:avLst/>
-                              </a:prstGeom>
-                              <a:noFill/>
-                            </wps:spPr>
-                            <wps:style>
-                              <a:lnRef idx="2">
-                                <a:schemeClr val="dk1">
-                                  <a:shade val="50000"/>
-                                </a:schemeClr>
-                              </a:lnRef>
-                              <a:fillRef idx="1">
-                                <a:schemeClr val="dk1"/>
-                              </a:fillRef>
-                              <a:effectRef idx="0">
-                                <a:schemeClr val="dk1"/>
-                              </a:effectRef>
-                              <a:fontRef idx="minor">
-                                <a:schemeClr val="lt1"/>
-                              </a:fontRef>
-                            </wps:style>
-                            <wps:bodyPr rot="0" spcFirstLastPara="0" vertOverflow="overflow" horzOverflow="overflow" vert="horz" wrap="square" lIns="91440" tIns="45720" rIns="91440" bIns="45720" numCol="1" spcCol="0" rtlCol="0" fromWordArt="0" anchor="ctr" anchorCtr="0" forceAA="0" compatLnSpc="1">
-                              <a:prstTxWarp prst="textNoShape">
-                                <a:avLst/>
-                              </a:prstTxWarp>
-                              <a:noAutofit/>
-                            </wps:bodyPr>
-                          </wps:wsp>
+                            </wpg:grpSpPr>
+                            <wps:wsp>
+                              <wps:cNvPr id="1484155913" name="Oval 1484155913"/>
+                              <wps:cNvSpPr/>
+                              <wps:spPr>
+                                <a:xfrm>
+                                  <a:off x="0" y="0"/>
+                                  <a:ext cx="563034" cy="554355"/>
+                                </a:xfrm>
+                                <a:prstGeom prst="ellipse">
+                                  <a:avLst/>
+                                </a:prstGeom>
+                                <a:noFill/>
+                              </wps:spPr>
+                              <wps:style>
+                                <a:lnRef idx="2">
+                                  <a:schemeClr val="dk1">
+                                    <a:shade val="50000"/>
+                                  </a:schemeClr>
+                                </a:lnRef>
+                                <a:fillRef idx="1">
+                                  <a:schemeClr val="dk1"/>
+                                </a:fillRef>
+                                <a:effectRef idx="0">
+                                  <a:schemeClr val="dk1"/>
+                                </a:effectRef>
+                                <a:fontRef idx="minor">
+                                  <a:schemeClr val="lt1"/>
+                                </a:fontRef>
+                              </wps:style>
+                              <wps:bodyPr rot="0" spcFirstLastPara="0" vertOverflow="overflow" horzOverflow="overflow" vert="horz" wrap="square" lIns="91440" tIns="45720" rIns="91440" bIns="45720" numCol="1" spcCol="0" rtlCol="0" fromWordArt="0" anchor="ctr" anchorCtr="0" forceAA="0" compatLnSpc="1">
+                                <a:prstTxWarp prst="textNoShape">
+                                  <a:avLst/>
+                                </a:prstTxWarp>
+                                <a:noAutofit/>
+                              </wps:bodyPr>
+                            </wps:wsp>
+                            <wps:wsp>
+                              <wps:cNvPr id="1065546278" name="Straight Connector 1065546278"/>
+                              <wps:cNvCnPr/>
+                              <wps:spPr>
+                                <a:xfrm>
+                                  <a:off x="28575" y="295275"/>
+                                  <a:ext cx="511810" cy="0"/>
+                                </a:xfrm>
+                                <a:prstGeom prst="line">
+                                  <a:avLst/>
+                                </a:prstGeom>
+                              </wps:spPr>
+                              <wps:style>
+                                <a:lnRef idx="1">
+                                  <a:schemeClr val="dk1"/>
+                                </a:lnRef>
+                                <a:fillRef idx="0">
+                                  <a:schemeClr val="dk1"/>
+                                </a:fillRef>
+                                <a:effectRef idx="0">
+                                  <a:schemeClr val="dk1"/>
+                                </a:effectRef>
+                                <a:fontRef idx="minor">
+                                  <a:schemeClr val="tx1"/>
+                                </a:fontRef>
+                              </wps:style>
+                              <wps:bodyPr/>
+                            </wps:wsp>
+                          </wpg:wgp>
                         </a:graphicData>
                       </a:graphic>
-                      <wp14:sizeRelH relativeFrom="margin">
-                        <wp14:pctWidth>0</wp14:pctWidth>
-                      </wp14:sizeRelH>
-                      <wp14:sizeRelV relativeFrom="margin">
-                        <wp14:pctHeight>0</wp14:pctHeight>
-                      </wp14:sizeRelV>
                     </wp:anchor>
                   </w:drawing>
                 </mc:Choice>
                 <mc:Fallback>
                   <w:pict>
-                    <v:oval w14:anchorId="0AE89835" id="Oval 1" o:spid="_x0000_s1026" style="position:absolute;margin-left:188.7pt;margin-top:2pt;width:44.35pt;height:43.65pt;z-index:251659264;visibility:visible;mso-wrap-style:square;mso-width-percent:0;mso-height-percent:0;mso-wrap-distance-left:9pt;mso-wrap-distance-top:0;mso-wrap-distance-right:9pt;mso-wrap-distance-bottom:0;mso-position-horizontal:absolute;mso-position-horizontal-relative:text;mso-position-vertical:absolute;mso-position-vertical-relative:text;mso-width-percent:0;mso-height-percent:0;mso-width-relative:margin;mso-height-relative:margin;v-text-anchor:middle" o:gfxdata="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" filled="f" strokecolor="black [1600]" strokeweight="1pt">
-                      <v:stroke joinstyle="miter"/>
-                    </v:oval>
+                    <v:group w14:anchorId="4CCD3B9F" id="Group 3" o:spid="_x0000_s1026" style="position:absolute;margin-left:247.1pt;margin-top:2.25pt;width:44.35pt;height:43.65pt;z-index:251658240" coordsize="5630,5543" o:gfxdata="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">
+                      <v:oval id="Oval 1484155913" o:spid="_x0000_s1027" style="position:absolute;width:5630;height:5543;visibility:visible;mso-wrap-style:square;v-text-anchor:middle" o:gfxdata="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" filled="f" strokecolor="black [1600]" strokeweight="1pt">
+                        <v:stroke joinstyle="miter"/>
+                      </v:oval>
+                      <v:line id="Straight Connector 1065546278" o:spid="_x0000_s1028" style="position:absolute;visibility:visible;mso-wrap-style:square" from="285,2952" to="5403,2952" o:connectortype="straight" o:gfxdata="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" strokecolor="black [3200]" strokeweight=".5pt">
+                        <v:stroke joinstyle="miter"/>
+                      </v:line>
+                    </v:group>
                   </w:pict>
                 </mc:Fallback>
               </mc:AlternateContent>
             </w:r>
             <w:r>
+              <w:rPr>
+                <w:sz w:val="28"/>
+                <w:szCs w:val="28"/>
+              </w:rPr>
               <w:t>5- what fraction of the shape is shaded?</w:t>
             </w:r>
           </w:p>
-          <w:p>
-            <w:r>
-              <w:rPr>
-                <w:noProof/>
-              </w:rPr>
-              <mc:AlternateContent>
-                <mc:Choice Requires="wps">
-                  <w:drawing>
-                    <wp:anchor distT="0" distB="0" distL="114300" distR="114300" simplePos="0" relativeHeight="251660288" behindDoc="0" locked="0" layoutInCell="1" allowOverlap="1" wp14:anchorId="27A74377" wp14:editId="2B86B120">
-                      <wp:simplePos x="0" y="0"/>
-                      <wp:positionH relativeFrom="column">
-                        <wp:posOffset>2404746</wp:posOffset>
-                      </wp:positionH>
-                      <wp:positionV relativeFrom="paragraph">
-                        <wp:posOffset>137583</wp:posOffset>
-                      </wp:positionV>
-                      <wp:extent cx="588222" cy="0"/>
-                      <wp:effectExtent l="0" t="0" r="0" b="0"/>
-                      <wp:wrapNone/>
-                      <wp:docPr id="2" name="Straight Connector 2"/>
-                      <wp:cNvGraphicFramePr/>
-                      <a:graphic xmlns:a="http://schemas.openxmlformats.org/drawingml/2006/main">
-                        <a:graphicData uri="http://schemas.microsoft.com/office/word/2010/wordprocessingShape">
-                          <wps:wsp>
-                            <wps:cNvCnPr/>
-                            <wps:spPr>
-                              <a:xfrm>
-                                <a:off x="0" y="0"/>
-                                <a:ext cx="588222" cy="0"/>
-                              </a:xfrm>
-                              <a:prstGeom prst="line">
-                                <a:avLst/>
-                              </a:prstGeom>
-                            </wps:spPr>
-                            <wps:style>
-                              <a:lnRef idx="1">
-                                <a:schemeClr val="dk1"/>
-                              </a:lnRef>
-                              <a:fillRef idx="0">
-                                <a:schemeClr val="dk1"/>
-                              </a:fillRef>
-                              <a:effectRef idx="0">
-                                <a:schemeClr val="dk1"/>
-                              </a:effectRef>
-                              <a:fontRef idx="minor">
-                                <a:schemeClr val="tx1"/>
-                              </a:fontRef>
-                            </wps:style>
-                            <wps:bodyPr/>
-                          </wps:wsp>
-                        </a:graphicData>
-                      </a:graphic>
-                      <wp14:sizeRelH relativeFrom="margin">
-                        <wp14:pctWidth>0</wp14:pctWidth>
-                      </wp14:sizeRelH>
-                      <wp14:sizeRelV relativeFrom="margin">
-                        <wp14:pctHeight>0</wp14:pctHeight>
-                      </wp14:sizeRelV>
-                    </wp:anchor>
-                  </w:drawing>
-                </mc:Choice>
-                <mc:Fallback>
-                  <w:pict>
-                    <v:line w14:anchorId="354DFCDF" id="Straight Connector 2" o:spid="_x0000_s1026" style="position:absolute;z-index:251660288;visibility:visible;mso-wrap-style:square;mso-width-percent:0;mso-height-percent:0;mso-wrap-distance-left:9pt;mso-wrap-distance-top:0;mso-wrap-distance-right:9pt;mso-wrap-distance-bottom:0;mso-position-horizontal:absolute;mso-position-horizontal-relative:text;mso-position-vertical:absolute;mso-position-vertical-relative:text;mso-width-percent:0;mso-height-percent:0;mso-width-relative:margin;mso-height-relative:margin" from="189.35pt,10.85pt" to="235.65pt,10.85pt" o:gfxdata="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" strokecolor="black [3200]" strokeweight=".5pt">
-                      <v:stroke joinstyle="miter"/>
-                    </v:line>
-                  </w:pict>
-                </mc:Fallback>
-              </mc:AlternateContent>
-            </w:r>
-          </w:p>
-          <w:p/>
-          <w:p/>
         </w:tc>
       </w:tr>
       <w:tr>
@@ -531,7 +1060,17 @@
             <w:tcW w:w="3116" w:type="dxa"/>
           </w:tcPr>
           <w:p>
-            <w:r>
+            <w:pPr>
+              <w:rPr>
+                <w:sz w:val="28"/>
+                <w:szCs w:val="28"/>
+              </w:rPr>
+            </w:pPr>
+            <w:r>
+              <w:rPr>
+                <w:sz w:val="28"/>
+                <w:szCs w:val="28"/>
+              </w:rPr>
               <w:t>a) 1/2</w:t>
             </w:r>
           </w:p>
@@ -539,20 +1078,39 @@
         <w:tc>
           <w:tcPr>
             <w:tcW w:w="3117" w:type="dxa"/>
-            <w:gridSpan w:val="2"/>
-          </w:tcPr>
-          <w:p>
-            <w:r>
+          </w:tcPr>
+          <w:p>
+            <w:pPr>
+              <w:rPr>
+                <w:sz w:val="28"/>
+                <w:szCs w:val="28"/>
+              </w:rPr>
+            </w:pPr>
+            <w:r>
+              <w:rPr>
+                <w:sz w:val="28"/>
+                <w:szCs w:val="28"/>
+              </w:rPr>
               <w:t>b) 1/3</w:t>
             </w:r>
           </w:p>
         </w:tc>
         <w:tc>
           <w:tcPr>
-            <w:tcW w:w="3117" w:type="dxa"/>
-          </w:tcPr>
-          <w:p>
-            <w:r>
+            <w:tcW w:w="4292" w:type="dxa"/>
+          </w:tcPr>
+          <w:p>
+            <w:pPr>
+              <w:rPr>
+                <w:sz w:val="28"/>
+                <w:szCs w:val="28"/>
+              </w:rPr>
+            </w:pPr>
+            <w:r>
+              <w:rPr>
+                <w:sz w:val="28"/>
+                <w:szCs w:val="28"/>
+              </w:rPr>
               <w:t>c)1/4</w:t>
             </w:r>
           </w:p>
@@ -571,22 +1129,47 @@
         <w:tblLook w:val="04A0" w:firstRow="1" w:lastRow="0" w:firstColumn="1" w:lastColumn="0" w:noHBand="0" w:noVBand="1"/>
       </w:tblPr>
       <w:tblGrid>
-        <w:gridCol w:w="9350"/>
+        <w:gridCol w:w="10525"/>
       </w:tblGrid>
       <w:tr>
         <w:tc>
           <w:tcPr>
-            <w:tcW w:w="9350" w:type="dxa"/>
-          </w:tcPr>
-          <w:p>
-            <w:r>
+            <w:tcW w:w="10525" w:type="dxa"/>
+          </w:tcPr>
+          <w:p>
+            <w:pPr>
+              <w:rPr>
+                <w:sz w:val="28"/>
+                <w:szCs w:val="28"/>
+              </w:rPr>
+            </w:pPr>
+            <w:r>
+              <w:rPr>
+                <w:sz w:val="28"/>
+                <w:szCs w:val="28"/>
+              </w:rPr>
               <w:t xml:space="preserve">2- </w:t>
             </w:r>
             <w:r>
+              <w:rPr>
+                <w:sz w:val="28"/>
+                <w:szCs w:val="28"/>
+              </w:rPr>
               <w:t>F</w:t>
             </w:r>
             <w:r>
+              <w:rPr>
+                <w:sz w:val="28"/>
+                <w:szCs w:val="28"/>
+              </w:rPr>
               <w:t>ill in the blanks.</w:t>
+            </w:r>
+            <w:r>
+              <w:rPr>
+                <w:sz w:val="28"/>
+                <w:szCs w:val="28"/>
+              </w:rPr>
+              <w:t xml:space="preserve"> (5)</w:t>
             </w:r>
           </w:p>
         </w:tc>
@@ -594,7 +1177,7 @@
       <w:tr>
         <w:tc>
           <w:tcPr>
-            <w:tcW w:w="9350" w:type="dxa"/>
+            <w:tcW w:w="10525" w:type="dxa"/>
           </w:tcPr>
           <w:p>
             <w:pPr>
@@ -603,8 +1186,16 @@
                 <w:ilvl w:val="0"/>
                 <w:numId w:val="4"/>
               </w:numPr>
-            </w:pPr>
-            <w:r>
+              <w:rPr>
+                <w:sz w:val="28"/>
+                <w:szCs w:val="28"/>
+              </w:rPr>
+            </w:pPr>
+            <w:r>
+              <w:rPr>
+                <w:sz w:val="28"/>
+                <w:szCs w:val="28"/>
+              </w:rPr>
               <w:t>A clock has ______________ hands.</w:t>
             </w:r>
           </w:p>
@@ -613,7 +1204,7 @@
       <w:tr>
         <w:tc>
           <w:tcPr>
-            <w:tcW w:w="9350" w:type="dxa"/>
+            <w:tcW w:w="10525" w:type="dxa"/>
           </w:tcPr>
           <w:p>
             <w:pPr>
@@ -622,8 +1213,16 @@
                 <w:ilvl w:val="0"/>
                 <w:numId w:val="4"/>
               </w:numPr>
-            </w:pPr>
-            <w:r>
+              <w:rPr>
+                <w:sz w:val="28"/>
+                <w:szCs w:val="28"/>
+              </w:rPr>
+            </w:pPr>
+            <w:r>
+              <w:rPr>
+                <w:sz w:val="28"/>
+                <w:szCs w:val="28"/>
+              </w:rPr>
               <w:t>A rectangle has ____________ vertices.</w:t>
             </w:r>
           </w:p>
@@ -632,7 +1231,7 @@
       <w:tr>
         <w:tc>
           <w:tcPr>
-            <w:tcW w:w="9350" w:type="dxa"/>
+            <w:tcW w:w="10525" w:type="dxa"/>
           </w:tcPr>
           <w:p>
             <w:pPr>
@@ -641,8 +1240,16 @@
                 <w:ilvl w:val="0"/>
                 <w:numId w:val="4"/>
               </w:numPr>
-            </w:pPr>
-            <w:r>
+              <w:rPr>
+                <w:sz w:val="28"/>
+                <w:szCs w:val="28"/>
+              </w:rPr>
+            </w:pPr>
+            <w:r>
+              <w:rPr>
+                <w:sz w:val="28"/>
+                <w:szCs w:val="28"/>
+              </w:rPr>
               <w:t>A circle looks like a___________.</w:t>
             </w:r>
           </w:p>
@@ -651,7 +1258,7 @@
       <w:tr>
         <w:tc>
           <w:tcPr>
-            <w:tcW w:w="9350" w:type="dxa"/>
+            <w:tcW w:w="10525" w:type="dxa"/>
           </w:tcPr>
           <w:p>
             <w:pPr>
@@ -660,8 +1267,16 @@
                 <w:ilvl w:val="0"/>
                 <w:numId w:val="4"/>
               </w:numPr>
-            </w:pPr>
-            <w:r>
+              <w:rPr>
+                <w:sz w:val="28"/>
+                <w:szCs w:val="28"/>
+              </w:rPr>
+            </w:pPr>
+            <w:r>
+              <w:rPr>
+                <w:sz w:val="28"/>
+                <w:szCs w:val="28"/>
+              </w:rPr>
               <w:t>The long hand of the clock shows__________</w:t>
             </w:r>
           </w:p>
@@ -670,7 +1285,7 @@
       <w:tr>
         <w:tc>
           <w:tcPr>
-            <w:tcW w:w="9350" w:type="dxa"/>
+            <w:tcW w:w="10525" w:type="dxa"/>
           </w:tcPr>
           <w:p>
             <w:pPr>
@@ -679,15 +1294,30 @@
                 <w:ilvl w:val="0"/>
                 <w:numId w:val="4"/>
               </w:numPr>
-            </w:pPr>
-            <w:r>
+              <w:rPr>
+                <w:sz w:val="28"/>
+                <w:szCs w:val="28"/>
+              </w:rPr>
+            </w:pPr>
+            <w:r>
+              <w:rPr>
+                <w:sz w:val="28"/>
+                <w:szCs w:val="28"/>
+              </w:rPr>
               <w:t>140cm is equal to___________</w:t>
             </w:r>
           </w:p>
         </w:tc>
       </w:tr>
     </w:tbl>
-    <w:p/>
+    <w:p>
+      <w:pPr>
+        <w:rPr>
+          <w:sz w:val="28"/>
+          <w:szCs w:val="28"/>
+        </w:rPr>
+      </w:pPr>
+    </w:p>
     <w:tbl>
       <w:tblPr>
         <w:tblStyle w:val="TableGrid"/>
@@ -695,16 +1325,33 @@
         <w:tblLook w:val="04A0" w:firstRow="1" w:lastRow="0" w:firstColumn="1" w:lastColumn="0" w:noHBand="0" w:noVBand="1"/>
       </w:tblPr>
       <w:tblGrid>
-        <w:gridCol w:w="9350"/>
+        <w:gridCol w:w="10525"/>
       </w:tblGrid>
       <w:tr>
         <w:tc>
           <w:tcPr>
-            <w:tcW w:w="9350" w:type="dxa"/>
-          </w:tcPr>
-          <w:p>
-            <w:r>
+            <w:tcW w:w="10525" w:type="dxa"/>
+          </w:tcPr>
+          <w:p>
+            <w:pPr>
+              <w:rPr>
+                <w:sz w:val="28"/>
+                <w:szCs w:val="28"/>
+              </w:rPr>
+            </w:pPr>
+            <w:r>
+              <w:rPr>
+                <w:sz w:val="28"/>
+                <w:szCs w:val="28"/>
+              </w:rPr>
               <w:t>3- True or false.</w:t>
+            </w:r>
+            <w:r>
+              <w:rPr>
+                <w:sz w:val="28"/>
+                <w:szCs w:val="28"/>
+              </w:rPr>
+              <w:t xml:space="preserve"> (5)</w:t>
             </w:r>
           </w:p>
         </w:tc>
@@ -712,7 +1359,7 @@
       <w:tr>
         <w:tc>
           <w:tcPr>
-            <w:tcW w:w="9350" w:type="dxa"/>
+            <w:tcW w:w="10525" w:type="dxa"/>
           </w:tcPr>
           <w:p>
             <w:pPr>
@@ -721,8 +1368,16 @@
                 <w:ilvl w:val="0"/>
                 <w:numId w:val="5"/>
               </w:numPr>
-            </w:pPr>
-            <w:r>
+              <w:rPr>
+                <w:sz w:val="28"/>
+                <w:szCs w:val="28"/>
+              </w:rPr>
+            </w:pPr>
+            <w:r>
+              <w:rPr>
+                <w:sz w:val="28"/>
+                <w:szCs w:val="28"/>
+              </w:rPr>
               <w:t>A fraction is equal parts of the whole. ______</w:t>
             </w:r>
           </w:p>
@@ -731,7 +1386,7 @@
       <w:tr>
         <w:tc>
           <w:tcPr>
-            <w:tcW w:w="9350" w:type="dxa"/>
+            <w:tcW w:w="10525" w:type="dxa"/>
           </w:tcPr>
           <w:p>
             <w:pPr>
@@ -740,14 +1395,30 @@
                 <w:ilvl w:val="0"/>
                 <w:numId w:val="5"/>
               </w:numPr>
-            </w:pPr>
-            <w:r>
+              <w:rPr>
+                <w:sz w:val="28"/>
+                <w:szCs w:val="28"/>
+              </w:rPr>
+            </w:pPr>
+            <w:r>
+              <w:rPr>
+                <w:sz w:val="28"/>
+                <w:szCs w:val="28"/>
+              </w:rPr>
               <w:t xml:space="preserve">A square has </w:t>
             </w:r>
             <w:r>
+              <w:rPr>
+                <w:sz w:val="28"/>
+                <w:szCs w:val="28"/>
+              </w:rPr>
               <w:t>three sides</w:t>
             </w:r>
             <w:r>
+              <w:rPr>
+                <w:sz w:val="28"/>
+                <w:szCs w:val="28"/>
+              </w:rPr>
               <w:t>. ________</w:t>
             </w:r>
           </w:p>
@@ -756,7 +1427,7 @@
       <w:tr>
         <w:tc>
           <w:tcPr>
-            <w:tcW w:w="9350" w:type="dxa"/>
+            <w:tcW w:w="10525" w:type="dxa"/>
           </w:tcPr>
           <w:p>
             <w:pPr>
@@ -765,16 +1436,39 @@
                 <w:ilvl w:val="0"/>
                 <w:numId w:val="5"/>
               </w:numPr>
-            </w:pPr>
-            <w:r>
-              <w:t xml:space="preserve">100 minutes= 1 </w:t>
+              <w:rPr>
+                <w:sz w:val="28"/>
+                <w:szCs w:val="28"/>
+              </w:rPr>
+            </w:pPr>
+            <w:r>
+              <w:rPr>
+                <w:sz w:val="28"/>
+                <w:szCs w:val="28"/>
+              </w:rPr>
+              <w:t xml:space="preserve">100 minutes= </w:t>
             </w:r>
             <w:proofErr w:type="gramStart"/>
             <w:r>
+              <w:rPr>
+                <w:sz w:val="28"/>
+                <w:szCs w:val="28"/>
+              </w:rPr>
+              <w:t xml:space="preserve">1 </w:t>
+            </w:r>
+            <w:r>
+              <w:rPr>
+                <w:sz w:val="28"/>
+                <w:szCs w:val="28"/>
+              </w:rPr>
               <w:t>hour</w:t>
             </w:r>
             <w:proofErr w:type="gramEnd"/>
             <w:r>
+              <w:rPr>
+                <w:sz w:val="28"/>
+                <w:szCs w:val="28"/>
+              </w:rPr>
               <w:t>____</w:t>
             </w:r>
           </w:p>
@@ -783,7 +1477,7 @@
       <w:tr>
         <w:tc>
           <w:tcPr>
-            <w:tcW w:w="9350" w:type="dxa"/>
+            <w:tcW w:w="10525" w:type="dxa"/>
           </w:tcPr>
           <w:p>
             <w:pPr>
@@ -792,8 +1486,16 @@
                 <w:ilvl w:val="0"/>
                 <w:numId w:val="5"/>
               </w:numPr>
-            </w:pPr>
-            <w:r>
+              <w:rPr>
+                <w:sz w:val="28"/>
+                <w:szCs w:val="28"/>
+              </w:rPr>
+            </w:pPr>
+            <w:r>
+              <w:rPr>
+                <w:sz w:val="28"/>
+                <w:szCs w:val="28"/>
+              </w:rPr>
               <w:t>A circle has no sides_____</w:t>
             </w:r>
           </w:p>
@@ -802,7 +1504,7 @@
       <w:tr>
         <w:tc>
           <w:tcPr>
-            <w:tcW w:w="9350" w:type="dxa"/>
+            <w:tcW w:w="10525" w:type="dxa"/>
           </w:tcPr>
           <w:p>
             <w:pPr>
@@ -811,8 +1513,16 @@
                 <w:ilvl w:val="0"/>
                 <w:numId w:val="5"/>
               </w:numPr>
-            </w:pPr>
-            <w:r>
+              <w:rPr>
+                <w:sz w:val="28"/>
+                <w:szCs w:val="28"/>
+              </w:rPr>
+            </w:pPr>
+            <w:r>
+              <w:rPr>
+                <w:sz w:val="28"/>
+                <w:szCs w:val="28"/>
+              </w:rPr>
               <w:t>100cm = 1km_______</w:t>
             </w:r>
           </w:p>
@@ -828,17 +1538,34 @@
       </w:tblPr>
       <w:tblGrid>
         <w:gridCol w:w="4675"/>
-        <w:gridCol w:w="4675"/>
+        <w:gridCol w:w="5850"/>
       </w:tblGrid>
       <w:tr>
         <w:tc>
           <w:tcPr>
-            <w:tcW w:w="9350" w:type="dxa"/>
+            <w:tcW w:w="10525" w:type="dxa"/>
             <w:gridSpan w:val="2"/>
           </w:tcPr>
           <w:p>
-            <w:r>
+            <w:pPr>
+              <w:rPr>
+                <w:sz w:val="28"/>
+                <w:szCs w:val="28"/>
+              </w:rPr>
+            </w:pPr>
+            <w:r>
+              <w:rPr>
+                <w:sz w:val="28"/>
+                <w:szCs w:val="28"/>
+              </w:rPr>
               <w:t>4- Match the following.</w:t>
+            </w:r>
+            <w:r>
+              <w:rPr>
+                <w:sz w:val="28"/>
+                <w:szCs w:val="28"/>
+              </w:rPr>
+              <w:t xml:space="preserve"> (5)</w:t>
             </w:r>
           </w:p>
         </w:tc>
@@ -852,17 +1579,37 @@
             <w:tcW w:w="4675" w:type="dxa"/>
           </w:tcPr>
           <w:p>
-            <w:r>
+            <w:pPr>
+              <w:rPr>
+                <w:sz w:val="28"/>
+                <w:szCs w:val="28"/>
+              </w:rPr>
+            </w:pPr>
+            <w:r>
+              <w:rPr>
+                <w:sz w:val="28"/>
+                <w:szCs w:val="28"/>
+              </w:rPr>
               <w:t>Column A</w:t>
             </w:r>
           </w:p>
         </w:tc>
         <w:tc>
           <w:tcPr>
-            <w:tcW w:w="4675" w:type="dxa"/>
-          </w:tcPr>
-          <w:p>
-            <w:r>
+            <w:tcW w:w="5850" w:type="dxa"/>
+          </w:tcPr>
+          <w:p>
+            <w:pPr>
+              <w:rPr>
+                <w:sz w:val="28"/>
+                <w:szCs w:val="28"/>
+              </w:rPr>
+            </w:pPr>
+            <w:r>
+              <w:rPr>
+                <w:sz w:val="28"/>
+                <w:szCs w:val="28"/>
+              </w:rPr>
               <w:t>Column B</w:t>
             </w:r>
           </w:p>
@@ -877,17 +1624,37 @@
             <w:tcW w:w="4675" w:type="dxa"/>
           </w:tcPr>
           <w:p>
-            <w:r>
+            <w:pPr>
+              <w:rPr>
+                <w:sz w:val="28"/>
+                <w:szCs w:val="28"/>
+              </w:rPr>
+            </w:pPr>
+            <w:r>
+              <w:rPr>
+                <w:sz w:val="28"/>
+                <w:szCs w:val="28"/>
+              </w:rPr>
               <w:t>60</w:t>
             </w:r>
           </w:p>
         </w:tc>
         <w:tc>
           <w:tcPr>
-            <w:tcW w:w="4675" w:type="dxa"/>
-          </w:tcPr>
-          <w:p>
-            <w:r>
+            <w:tcW w:w="5850" w:type="dxa"/>
+          </w:tcPr>
+          <w:p>
+            <w:pPr>
+              <w:rPr>
+                <w:sz w:val="28"/>
+                <w:szCs w:val="28"/>
+              </w:rPr>
+            </w:pPr>
+            <w:r>
+              <w:rPr>
+                <w:sz w:val="28"/>
+                <w:szCs w:val="28"/>
+              </w:rPr>
               <w:t>Square</w:t>
             </w:r>
           </w:p>
@@ -902,17 +1669,37 @@
             <w:tcW w:w="4675" w:type="dxa"/>
           </w:tcPr>
           <w:p>
-            <w:r>
+            <w:pPr>
+              <w:rPr>
+                <w:sz w:val="28"/>
+                <w:szCs w:val="28"/>
+              </w:rPr>
+            </w:pPr>
+            <w:r>
+              <w:rPr>
+                <w:sz w:val="28"/>
+                <w:szCs w:val="28"/>
+              </w:rPr>
               <w:t>1/4</w:t>
             </w:r>
           </w:p>
         </w:tc>
         <w:tc>
           <w:tcPr>
-            <w:tcW w:w="4675" w:type="dxa"/>
-          </w:tcPr>
-          <w:p>
-            <w:r>
+            <w:tcW w:w="5850" w:type="dxa"/>
+          </w:tcPr>
+          <w:p>
+            <w:pPr>
+              <w:rPr>
+                <w:sz w:val="28"/>
+                <w:szCs w:val="28"/>
+              </w:rPr>
+            </w:pPr>
+            <w:r>
+              <w:rPr>
+                <w:sz w:val="28"/>
+                <w:szCs w:val="28"/>
+              </w:rPr>
               <w:t>1 hour</w:t>
             </w:r>
           </w:p>
@@ -927,17 +1714,37 @@
             <w:tcW w:w="4675" w:type="dxa"/>
           </w:tcPr>
           <w:p>
-            <w:r>
+            <w:pPr>
+              <w:rPr>
+                <w:sz w:val="28"/>
+                <w:szCs w:val="28"/>
+              </w:rPr>
+            </w:pPr>
+            <w:r>
+              <w:rPr>
+                <w:sz w:val="28"/>
+                <w:szCs w:val="28"/>
+              </w:rPr>
               <w:t>4sides, equal length</w:t>
             </w:r>
           </w:p>
         </w:tc>
         <w:tc>
           <w:tcPr>
-            <w:tcW w:w="4675" w:type="dxa"/>
-          </w:tcPr>
-          <w:p>
-            <w:r>
+            <w:tcW w:w="5850" w:type="dxa"/>
+          </w:tcPr>
+          <w:p>
+            <w:pPr>
+              <w:rPr>
+                <w:sz w:val="28"/>
+                <w:szCs w:val="28"/>
+              </w:rPr>
+            </w:pPr>
+            <w:r>
+              <w:rPr>
+                <w:sz w:val="28"/>
+                <w:szCs w:val="28"/>
+              </w:rPr>
               <w:t>Noon</w:t>
             </w:r>
           </w:p>
@@ -952,17 +1759,37 @@
             <w:tcW w:w="4675" w:type="dxa"/>
           </w:tcPr>
           <w:p>
-            <w:r>
+            <w:pPr>
+              <w:rPr>
+                <w:sz w:val="28"/>
+                <w:szCs w:val="28"/>
+              </w:rPr>
+            </w:pPr>
+            <w:r>
+              <w:rPr>
+                <w:sz w:val="28"/>
+                <w:szCs w:val="28"/>
+              </w:rPr>
               <w:t xml:space="preserve">3sides </w:t>
             </w:r>
           </w:p>
         </w:tc>
         <w:tc>
           <w:tcPr>
-            <w:tcW w:w="4675" w:type="dxa"/>
-          </w:tcPr>
-          <w:p>
-            <w:r>
+            <w:tcW w:w="5850" w:type="dxa"/>
+          </w:tcPr>
+          <w:p>
+            <w:pPr>
+              <w:rPr>
+                <w:sz w:val="28"/>
+                <w:szCs w:val="28"/>
+              </w:rPr>
+            </w:pPr>
+            <w:r>
+              <w:rPr>
+                <w:sz w:val="28"/>
+                <w:szCs w:val="28"/>
+              </w:rPr>
               <w:t>Quarter</w:t>
             </w:r>
           </w:p>
@@ -977,17 +1804,37 @@
             <w:tcW w:w="4675" w:type="dxa"/>
           </w:tcPr>
           <w:p>
-            <w:r>
+            <w:pPr>
+              <w:rPr>
+                <w:sz w:val="28"/>
+                <w:szCs w:val="28"/>
+              </w:rPr>
+            </w:pPr>
+            <w:r>
+              <w:rPr>
+                <w:sz w:val="28"/>
+                <w:szCs w:val="28"/>
+              </w:rPr>
               <w:t>12:00 pm</w:t>
             </w:r>
           </w:p>
         </w:tc>
         <w:tc>
           <w:tcPr>
-            <w:tcW w:w="4675" w:type="dxa"/>
-          </w:tcPr>
-          <w:p>
-            <w:r>
+            <w:tcW w:w="5850" w:type="dxa"/>
+          </w:tcPr>
+          <w:p>
+            <w:pPr>
+              <w:rPr>
+                <w:sz w:val="28"/>
+                <w:szCs w:val="28"/>
+              </w:rPr>
+            </w:pPr>
+            <w:r>
+              <w:rPr>
+                <w:sz w:val="28"/>
+                <w:szCs w:val="28"/>
+              </w:rPr>
               <w:t>Triangle</w:t>
             </w:r>
           </w:p>
@@ -996,44 +1843,1361 @@
     </w:tbl>
     <w:p/>
     <w:p>
+      <w:pPr>
+        <w:rPr>
+          <w:sz w:val="28"/>
+          <w:szCs w:val="28"/>
+        </w:rPr>
+      </w:pPr>
       <w:r>
-        <w:lastRenderedPageBreak/>
+        <w:rPr>
+          <w:noProof/>
+        </w:rPr>
+        <w:drawing>
+          <wp:anchor distT="0" distB="0" distL="114300" distR="114300" simplePos="0" relativeHeight="251667456" behindDoc="0" locked="0" layoutInCell="1" allowOverlap="1" wp14:anchorId="4C075AC5" wp14:editId="581E0105">
+            <wp:simplePos x="0" y="0"/>
+            <wp:positionH relativeFrom="column">
+              <wp:posOffset>3752850</wp:posOffset>
+            </wp:positionH>
+            <wp:positionV relativeFrom="paragraph">
+              <wp:posOffset>335280</wp:posOffset>
+            </wp:positionV>
+            <wp:extent cx="790575" cy="790575"/>
+            <wp:effectExtent l="0" t="0" r="9525" b="9525"/>
+            <wp:wrapSquare wrapText="bothSides"/>
+            <wp:docPr id="252789661" name="Picture 9"/>
+            <wp:cNvGraphicFramePr>
+              <a:graphicFrameLocks xmlns:a="http://schemas.openxmlformats.org/drawingml/2006/main" noChangeAspect="1"/>
+            </wp:cNvGraphicFramePr>
+            <a:graphic xmlns:a="http://schemas.openxmlformats.org/drawingml/2006/main">
+              <a:graphicData uri="http://schemas.openxmlformats.org/drawingml/2006/picture">
+                <pic:pic xmlns:pic="http://schemas.openxmlformats.org/drawingml/2006/picture">
+                  <pic:nvPicPr>
+                    <pic:cNvPr id="0" name="Picture 5"/>
+                    <pic:cNvPicPr>
+                      <a:picLocks noChangeAspect="1" noChangeArrowheads="1"/>
+                    </pic:cNvPicPr>
+                  </pic:nvPicPr>
+                  <pic:blipFill>
+                    <a:blip r:embed="rId8" cstate="print">
+                      <a:extLst>
+                        <a:ext uri="{28A0092B-C50C-407E-A947-70E740481C1C}">
+                          <a14:useLocalDpi xmlns:a14="http://schemas.microsoft.com/office/drawing/2010/main" val="0"/>
+                        </a:ext>
+                      </a:extLst>
+                    </a:blip>
+                    <a:srcRect/>
+                    <a:stretch>
+                      <a:fillRect/>
+                    </a:stretch>
+                  </pic:blipFill>
+                  <pic:spPr bwMode="auto">
+                    <a:xfrm>
+                      <a:off x="0" y="0"/>
+                      <a:ext cx="790575" cy="790575"/>
+                    </a:xfrm>
+                    <a:prstGeom prst="rect">
+                      <a:avLst/>
+                    </a:prstGeom>
+                    <a:noFill/>
+                    <a:ln>
+                      <a:noFill/>
+                    </a:ln>
+                  </pic:spPr>
+                </pic:pic>
+              </a:graphicData>
+            </a:graphic>
+            <wp14:sizeRelH relativeFrom="page">
+              <wp14:pctWidth>0</wp14:pctWidth>
+            </wp14:sizeRelH>
+            <wp14:sizeRelV relativeFrom="page">
+              <wp14:pctHeight>0</wp14:pctHeight>
+            </wp14:sizeRelV>
+          </wp:anchor>
+        </w:drawing>
+      </w:r>
+      <w:r>
+        <w:rPr>
+          <w:noProof/>
+        </w:rPr>
+        <w:drawing>
+          <wp:anchor distT="0" distB="0" distL="114300" distR="114300" simplePos="0" relativeHeight="251664384" behindDoc="0" locked="0" layoutInCell="1" allowOverlap="1" wp14:anchorId="7F104BC8" wp14:editId="1E7D72AE">
+            <wp:simplePos x="0" y="0"/>
+            <wp:positionH relativeFrom="column">
+              <wp:posOffset>1971675</wp:posOffset>
+            </wp:positionH>
+            <wp:positionV relativeFrom="paragraph">
+              <wp:posOffset>335280</wp:posOffset>
+            </wp:positionV>
+            <wp:extent cx="790575" cy="790575"/>
+            <wp:effectExtent l="0" t="0" r="9525" b="9525"/>
+            <wp:wrapSquare wrapText="bothSides"/>
+            <wp:docPr id="51525894" name="Picture 8"/>
+            <wp:cNvGraphicFramePr>
+              <a:graphicFrameLocks xmlns:a="http://schemas.openxmlformats.org/drawingml/2006/main" noChangeAspect="1"/>
+            </wp:cNvGraphicFramePr>
+            <a:graphic xmlns:a="http://schemas.openxmlformats.org/drawingml/2006/main">
+              <a:graphicData uri="http://schemas.openxmlformats.org/drawingml/2006/picture">
+                <pic:pic xmlns:pic="http://schemas.openxmlformats.org/drawingml/2006/picture">
+                  <pic:nvPicPr>
+                    <pic:cNvPr id="0" name="Picture 3"/>
+                    <pic:cNvPicPr>
+                      <a:picLocks noChangeAspect="1" noChangeArrowheads="1"/>
+                    </pic:cNvPicPr>
+                  </pic:nvPicPr>
+                  <pic:blipFill>
+                    <a:blip r:embed="rId9" cstate="print">
+                      <a:extLst>
+                        <a:ext uri="{28A0092B-C50C-407E-A947-70E740481C1C}">
+                          <a14:useLocalDpi xmlns:a14="http://schemas.microsoft.com/office/drawing/2010/main" val="0"/>
+                        </a:ext>
+                      </a:extLst>
+                    </a:blip>
+                    <a:srcRect/>
+                    <a:stretch>
+                      <a:fillRect/>
+                    </a:stretch>
+                  </pic:blipFill>
+                  <pic:spPr bwMode="auto">
+                    <a:xfrm>
+                      <a:off x="0" y="0"/>
+                      <a:ext cx="790575" cy="790575"/>
+                    </a:xfrm>
+                    <a:prstGeom prst="rect">
+                      <a:avLst/>
+                    </a:prstGeom>
+                    <a:noFill/>
+                    <a:ln>
+                      <a:noFill/>
+                    </a:ln>
+                  </pic:spPr>
+                </pic:pic>
+              </a:graphicData>
+            </a:graphic>
+            <wp14:sizeRelH relativeFrom="page">
+              <wp14:pctWidth>0</wp14:pctWidth>
+            </wp14:sizeRelH>
+            <wp14:sizeRelV relativeFrom="page">
+              <wp14:pctHeight>0</wp14:pctHeight>
+            </wp14:sizeRelV>
+          </wp:anchor>
+        </w:drawing>
+      </w:r>
+      <w:r>
+        <w:rPr>
+          <w:sz w:val="28"/>
+          <w:szCs w:val="28"/>
+        </w:rPr>
         <w:t>Q5: color the suitable unit of capacity for the given.</w:t>
+      </w:r>
+    </w:p>
+    <w:p>
+      <w:r>
+        <w:rPr>
+          <w:noProof/>
+        </w:rPr>
+        <w:drawing>
+          <wp:anchor distT="0" distB="0" distL="114300" distR="114300" simplePos="0" relativeHeight="251659264" behindDoc="0" locked="0" layoutInCell="1" allowOverlap="1" wp14:anchorId="76FA8EB6" wp14:editId="03C580E0">
+            <wp:simplePos x="0" y="0"/>
+            <wp:positionH relativeFrom="column">
+              <wp:posOffset>0</wp:posOffset>
+            </wp:positionH>
+            <wp:positionV relativeFrom="paragraph">
+              <wp:posOffset>-635</wp:posOffset>
+            </wp:positionV>
+            <wp:extent cx="914400" cy="741802"/>
+            <wp:effectExtent l="0" t="0" r="0" b="1270"/>
+            <wp:wrapSquare wrapText="bothSides"/>
+            <wp:docPr id="2130373156" name="Picture 4"/>
+            <wp:cNvGraphicFramePr>
+              <a:graphicFrameLocks xmlns:a="http://schemas.openxmlformats.org/drawingml/2006/main" noChangeAspect="1"/>
+            </wp:cNvGraphicFramePr>
+            <a:graphic xmlns:a="http://schemas.openxmlformats.org/drawingml/2006/main">
+              <a:graphicData uri="http://schemas.openxmlformats.org/drawingml/2006/picture">
+                <pic:pic xmlns:pic="http://schemas.openxmlformats.org/drawingml/2006/picture">
+                  <pic:nvPicPr>
+                    <pic:cNvPr id="0" name="Picture 1"/>
+                    <pic:cNvPicPr>
+                      <a:picLocks noChangeAspect="1" noChangeArrowheads="1"/>
+                    </pic:cNvPicPr>
+                  </pic:nvPicPr>
+                  <pic:blipFill>
+                    <a:blip r:embed="rId10" cstate="print">
+                      <a:extLst>
+                        <a:ext uri="{28A0092B-C50C-407E-A947-70E740481C1C}">
+                          <a14:useLocalDpi xmlns:a14="http://schemas.microsoft.com/office/drawing/2010/main" val="0"/>
+                        </a:ext>
+                      </a:extLst>
+                    </a:blip>
+                    <a:srcRect/>
+                    <a:stretch>
+                      <a:fillRect/>
+                    </a:stretch>
+                  </pic:blipFill>
+                  <pic:spPr bwMode="auto">
+                    <a:xfrm>
+                      <a:off x="0" y="0"/>
+                      <a:ext cx="914400" cy="741802"/>
+                    </a:xfrm>
+                    <a:prstGeom prst="rect">
+                      <a:avLst/>
+                    </a:prstGeom>
+                    <a:noFill/>
+                    <a:ln>
+                      <a:noFill/>
+                    </a:ln>
+                  </pic:spPr>
+                </pic:pic>
+              </a:graphicData>
+            </a:graphic>
+            <wp14:sizeRelH relativeFrom="page">
+              <wp14:pctWidth>0</wp14:pctWidth>
+            </wp14:sizeRelH>
+            <wp14:sizeRelV relativeFrom="page">
+              <wp14:pctHeight>0</wp14:pctHeight>
+            </wp14:sizeRelV>
+          </wp:anchor>
+        </w:drawing>
+      </w:r>
+    </w:p>
+    <w:p>
+      <w:r>
+        <w:rPr>
+          <w:noProof/>
+        </w:rPr>
+        <mc:AlternateContent>
+          <mc:Choice Requires="wpg">
+            <w:drawing>
+              <wp:anchor distT="0" distB="0" distL="114300" distR="114300" simplePos="0" relativeHeight="251669504" behindDoc="0" locked="0" layoutInCell="1" allowOverlap="1" wp14:anchorId="60323BD5" wp14:editId="1219F383">
+                <wp:simplePos x="0" y="0"/>
+                <wp:positionH relativeFrom="column">
+                  <wp:posOffset>4819650</wp:posOffset>
+                </wp:positionH>
+                <wp:positionV relativeFrom="paragraph">
+                  <wp:posOffset>8890</wp:posOffset>
+                </wp:positionV>
+                <wp:extent cx="857250" cy="342900"/>
+                <wp:effectExtent l="0" t="0" r="19050" b="19050"/>
+                <wp:wrapNone/>
+                <wp:docPr id="892370965" name="Group 7"/>
+                <wp:cNvGraphicFramePr/>
+                <a:graphic xmlns:a="http://schemas.openxmlformats.org/drawingml/2006/main">
+                  <a:graphicData uri="http://schemas.microsoft.com/office/word/2010/wordprocessingGroup">
+                    <wpg:wgp>
+                      <wpg:cNvGrpSpPr/>
+                      <wpg:grpSpPr>
+                        <a:xfrm>
+                          <a:off x="0" y="0"/>
+                          <a:ext cx="857250" cy="342900"/>
+                          <a:chOff x="0" y="0"/>
+                          <a:chExt cx="857250" cy="342900"/>
+                        </a:xfrm>
+                      </wpg:grpSpPr>
+                      <wps:wsp>
+                        <wps:cNvPr id="306542068" name="Text Box 6"/>
+                        <wps:cNvSpPr txBox="1"/>
+                        <wps:spPr>
+                          <a:xfrm>
+                            <a:off x="0" y="0"/>
+                            <a:ext cx="314325" cy="342900"/>
+                          </a:xfrm>
+                          <a:prstGeom prst="rect">
+                            <a:avLst/>
+                          </a:prstGeom>
+                          <a:solidFill>
+                            <a:schemeClr val="lt1"/>
+                          </a:solidFill>
+                          <a:ln w="6350">
+                            <a:solidFill>
+                              <a:prstClr val="black"/>
+                            </a:solidFill>
+                          </a:ln>
+                        </wps:spPr>
+                        <wps:txbx>
+                          <w:txbxContent>
+                            <w:p>
+                              <w:pPr>
+                                <w:rPr>
+                                  <w:sz w:val="32"/>
+                                  <w:szCs w:val="32"/>
+                                </w:rPr>
+                              </w:pPr>
+                              <w:r>
+                                <w:rPr>
+                                  <w:sz w:val="32"/>
+                                  <w:szCs w:val="32"/>
+                                </w:rPr>
+                                <w:t>L</w:t>
+                              </w:r>
+                            </w:p>
+                          </w:txbxContent>
+                        </wps:txbx>
+                        <wps:bodyPr rot="0" spcFirstLastPara="0" vertOverflow="overflow" horzOverflow="overflow" vert="horz" wrap="square" lIns="91440" tIns="45720" rIns="91440" bIns="45720" numCol="1" spcCol="0" rtlCol="0" fromWordArt="0" anchor="t" anchorCtr="0" forceAA="0" compatLnSpc="1">
+                          <a:prstTxWarp prst="textNoShape">
+                            <a:avLst/>
+                          </a:prstTxWarp>
+                          <a:noAutofit/>
+                        </wps:bodyPr>
+                      </wps:wsp>
+                      <wps:wsp>
+                        <wps:cNvPr id="750375437" name="Text Box 6"/>
+                        <wps:cNvSpPr txBox="1"/>
+                        <wps:spPr>
+                          <a:xfrm>
+                            <a:off x="390525" y="0"/>
+                            <a:ext cx="466725" cy="342900"/>
+                          </a:xfrm>
+                          <a:prstGeom prst="rect">
+                            <a:avLst/>
+                          </a:prstGeom>
+                          <a:noFill/>
+                          <a:ln w="6350">
+                            <a:solidFill>
+                              <a:prstClr val="black"/>
+                            </a:solidFill>
+                          </a:ln>
+                        </wps:spPr>
+                        <wps:txbx>
+                          <w:txbxContent>
+                            <w:p>
+                              <w:pPr>
+                                <w:rPr>
+                                  <w:sz w:val="32"/>
+                                  <w:szCs w:val="32"/>
+                                </w:rPr>
+                              </w:pPr>
+                              <w:r>
+                                <w:rPr>
+                                  <w:sz w:val="32"/>
+                                  <w:szCs w:val="32"/>
+                                </w:rPr>
+                                <w:t>M</w:t>
+                              </w:r>
+                              <w:r>
+                                <w:rPr>
+                                  <w:sz w:val="32"/>
+                                  <w:szCs w:val="32"/>
+                                </w:rPr>
+                                <w:t>L</w:t>
+                              </w:r>
+                            </w:p>
+                          </w:txbxContent>
+                        </wps:txbx>
+                        <wps:bodyPr rot="0" spcFirstLastPara="0" vertOverflow="overflow" horzOverflow="overflow" vert="horz" wrap="square" lIns="91440" tIns="45720" rIns="91440" bIns="45720" numCol="1" spcCol="0" rtlCol="0" fromWordArt="0" anchor="t" anchorCtr="0" forceAA="0" compatLnSpc="1">
+                          <a:prstTxWarp prst="textNoShape">
+                            <a:avLst/>
+                          </a:prstTxWarp>
+                          <a:noAutofit/>
+                        </wps:bodyPr>
+                      </wps:wsp>
+                    </wpg:wgp>
+                  </a:graphicData>
+                </a:graphic>
+              </wp:anchor>
+            </w:drawing>
+          </mc:Choice>
+          <mc:Fallback>
+            <w:pict>
+              <v:group w14:anchorId="60323BD5" id="Group 7" o:spid="_x0000_s1026" style="position:absolute;margin-left:379.5pt;margin-top:.7pt;width:67.5pt;height:27pt;z-index:251669504" coordsize="8572,3429" o:gfxdata="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">
+                <v:shapetype id="_x0000_t202" coordsize="21600,21600" o:spt="202" path="m,l,21600r21600,l21600,xe">
+                  <v:stroke joinstyle="miter"/>
+                  <v:path gradientshapeok="t" o:connecttype="rect"/>
+                </v:shapetype>
+                <v:shape id="_x0000_s1027" type="#_x0000_t202" style="position:absolute;width:3143;height:3429;visibility:visible;mso-wrap-style:square;v-text-anchor:top" o:gfxdata="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" fillcolor="white [3201]" strokeweight=".5pt">
+                  <v:textbox>
+                    <w:txbxContent>
+                      <w:p>
+                        <w:pPr>
+                          <w:rPr>
+                            <w:sz w:val="32"/>
+                            <w:szCs w:val="32"/>
+                          </w:rPr>
+                        </w:pPr>
+                        <w:r>
+                          <w:rPr>
+                            <w:sz w:val="32"/>
+                            <w:szCs w:val="32"/>
+                          </w:rPr>
+                          <w:t>L</w:t>
+                        </w:r>
+                      </w:p>
+                    </w:txbxContent>
+                  </v:textbox>
+                </v:shape>
+                <v:shape id="_x0000_s1028" type="#_x0000_t202" style="position:absolute;left:3905;width:4667;height:3429;visibility:visible;mso-wrap-style:square;v-text-anchor:top" o:gfxdata="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" filled="f" strokeweight=".5pt">
+                  <v:textbox>
+                    <w:txbxContent>
+                      <w:p>
+                        <w:pPr>
+                          <w:rPr>
+                            <w:sz w:val="32"/>
+                            <w:szCs w:val="32"/>
+                          </w:rPr>
+                        </w:pPr>
+                        <w:r>
+                          <w:rPr>
+                            <w:sz w:val="32"/>
+                            <w:szCs w:val="32"/>
+                          </w:rPr>
+                          <w:t>M</w:t>
+                        </w:r>
+                        <w:r>
+                          <w:rPr>
+                            <w:sz w:val="32"/>
+                            <w:szCs w:val="32"/>
+                          </w:rPr>
+                          <w:t>L</w:t>
+                        </w:r>
+                      </w:p>
+                    </w:txbxContent>
+                  </v:textbox>
+                </v:shape>
+              </v:group>
+            </w:pict>
+          </mc:Fallback>
+        </mc:AlternateContent>
+      </w:r>
+      <w:r>
+        <w:rPr>
+          <w:noProof/>
+        </w:rPr>
+        <mc:AlternateContent>
+          <mc:Choice Requires="wpg">
+            <w:drawing>
+              <wp:anchor distT="0" distB="0" distL="114300" distR="114300" simplePos="0" relativeHeight="251666432" behindDoc="0" locked="0" layoutInCell="1" allowOverlap="1" wp14:anchorId="6A2536CA" wp14:editId="4DA54391">
+                <wp:simplePos x="0" y="0"/>
+                <wp:positionH relativeFrom="column">
+                  <wp:posOffset>2762250</wp:posOffset>
+                </wp:positionH>
+                <wp:positionV relativeFrom="paragraph">
+                  <wp:posOffset>8890</wp:posOffset>
+                </wp:positionV>
+                <wp:extent cx="857250" cy="342900"/>
+                <wp:effectExtent l="0" t="0" r="19050" b="19050"/>
+                <wp:wrapNone/>
+                <wp:docPr id="150522198" name="Group 7"/>
+                <wp:cNvGraphicFramePr/>
+                <a:graphic xmlns:a="http://schemas.openxmlformats.org/drawingml/2006/main">
+                  <a:graphicData uri="http://schemas.microsoft.com/office/word/2010/wordprocessingGroup">
+                    <wpg:wgp>
+                      <wpg:cNvGrpSpPr/>
+                      <wpg:grpSpPr>
+                        <a:xfrm>
+                          <a:off x="0" y="0"/>
+                          <a:ext cx="857250" cy="342900"/>
+                          <a:chOff x="0" y="0"/>
+                          <a:chExt cx="857250" cy="342900"/>
+                        </a:xfrm>
+                      </wpg:grpSpPr>
+                      <wps:wsp>
+                        <wps:cNvPr id="1517621685" name="Text Box 6"/>
+                        <wps:cNvSpPr txBox="1"/>
+                        <wps:spPr>
+                          <a:xfrm>
+                            <a:off x="0" y="0"/>
+                            <a:ext cx="314325" cy="342900"/>
+                          </a:xfrm>
+                          <a:prstGeom prst="rect">
+                            <a:avLst/>
+                          </a:prstGeom>
+                          <a:solidFill>
+                            <a:schemeClr val="lt1"/>
+                          </a:solidFill>
+                          <a:ln w="6350">
+                            <a:solidFill>
+                              <a:prstClr val="black"/>
+                            </a:solidFill>
+                          </a:ln>
+                        </wps:spPr>
+                        <wps:txbx>
+                          <w:txbxContent>
+                            <w:p>
+                              <w:pPr>
+                                <w:rPr>
+                                  <w:sz w:val="32"/>
+                                  <w:szCs w:val="32"/>
+                                </w:rPr>
+                              </w:pPr>
+                              <w:r>
+                                <w:rPr>
+                                  <w:sz w:val="32"/>
+                                  <w:szCs w:val="32"/>
+                                </w:rPr>
+                                <w:t>L</w:t>
+                              </w:r>
+                            </w:p>
+                          </w:txbxContent>
+                        </wps:txbx>
+                        <wps:bodyPr rot="0" spcFirstLastPara="0" vertOverflow="overflow" horzOverflow="overflow" vert="horz" wrap="square" lIns="91440" tIns="45720" rIns="91440" bIns="45720" numCol="1" spcCol="0" rtlCol="0" fromWordArt="0" anchor="t" anchorCtr="0" forceAA="0" compatLnSpc="1">
+                          <a:prstTxWarp prst="textNoShape">
+                            <a:avLst/>
+                          </a:prstTxWarp>
+                          <a:noAutofit/>
+                        </wps:bodyPr>
+                      </wps:wsp>
+                      <wps:wsp>
+                        <wps:cNvPr id="298118985" name="Text Box 6"/>
+                        <wps:cNvSpPr txBox="1"/>
+                        <wps:spPr>
+                          <a:xfrm>
+                            <a:off x="390525" y="0"/>
+                            <a:ext cx="466725" cy="342900"/>
+                          </a:xfrm>
+                          <a:prstGeom prst="rect">
+                            <a:avLst/>
+                          </a:prstGeom>
+                          <a:noFill/>
+                          <a:ln w="6350">
+                            <a:solidFill>
+                              <a:prstClr val="black"/>
+                            </a:solidFill>
+                          </a:ln>
+                        </wps:spPr>
+                        <wps:txbx>
+                          <w:txbxContent>
+                            <w:p>
+                              <w:pPr>
+                                <w:rPr>
+                                  <w:sz w:val="32"/>
+                                  <w:szCs w:val="32"/>
+                                </w:rPr>
+                              </w:pPr>
+                              <w:r>
+                                <w:rPr>
+                                  <w:sz w:val="32"/>
+                                  <w:szCs w:val="32"/>
+                                </w:rPr>
+                                <w:t>M</w:t>
+                              </w:r>
+                              <w:r>
+                                <w:rPr>
+                                  <w:sz w:val="32"/>
+                                  <w:szCs w:val="32"/>
+                                </w:rPr>
+                                <w:t>L</w:t>
+                              </w:r>
+                            </w:p>
+                          </w:txbxContent>
+                        </wps:txbx>
+                        <wps:bodyPr rot="0" spcFirstLastPara="0" vertOverflow="overflow" horzOverflow="overflow" vert="horz" wrap="square" lIns="91440" tIns="45720" rIns="91440" bIns="45720" numCol="1" spcCol="0" rtlCol="0" fromWordArt="0" anchor="t" anchorCtr="0" forceAA="0" compatLnSpc="1">
+                          <a:prstTxWarp prst="textNoShape">
+                            <a:avLst/>
+                          </a:prstTxWarp>
+                          <a:noAutofit/>
+                        </wps:bodyPr>
+                      </wps:wsp>
+                    </wpg:wgp>
+                  </a:graphicData>
+                </a:graphic>
+              </wp:anchor>
+            </w:drawing>
+          </mc:Choice>
+          <mc:Fallback>
+            <w:pict>
+              <v:group w14:anchorId="6A2536CA" id="_x0000_s1029" style="position:absolute;margin-left:217.5pt;margin-top:.7pt;width:67.5pt;height:27pt;z-index:251666432" coordsize="8572,3429" o:gfxdata="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">
+                <v:shape id="_x0000_s1030" type="#_x0000_t202" style="position:absolute;width:3143;height:3429;visibility:visible;mso-wrap-style:square;v-text-anchor:top" o:gfxdata="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" fillcolor="white [3201]" strokeweight=".5pt">
+                  <v:textbox>
+                    <w:txbxContent>
+                      <w:p>
+                        <w:pPr>
+                          <w:rPr>
+                            <w:sz w:val="32"/>
+                            <w:szCs w:val="32"/>
+                          </w:rPr>
+                        </w:pPr>
+                        <w:r>
+                          <w:rPr>
+                            <w:sz w:val="32"/>
+                            <w:szCs w:val="32"/>
+                          </w:rPr>
+                          <w:t>L</w:t>
+                        </w:r>
+                      </w:p>
+                    </w:txbxContent>
+                  </v:textbox>
+                </v:shape>
+                <v:shape id="_x0000_s1031" type="#_x0000_t202" style="position:absolute;left:3905;width:4667;height:3429;visibility:visible;mso-wrap-style:square;v-text-anchor:top" o:gfxdata="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" filled="f" strokeweight=".5pt">
+                  <v:textbox>
+                    <w:txbxContent>
+                      <w:p>
+                        <w:pPr>
+                          <w:rPr>
+                            <w:sz w:val="32"/>
+                            <w:szCs w:val="32"/>
+                          </w:rPr>
+                        </w:pPr>
+                        <w:r>
+                          <w:rPr>
+                            <w:sz w:val="32"/>
+                            <w:szCs w:val="32"/>
+                          </w:rPr>
+                          <w:t>M</w:t>
+                        </w:r>
+                        <w:r>
+                          <w:rPr>
+                            <w:sz w:val="32"/>
+                            <w:szCs w:val="32"/>
+                          </w:rPr>
+                          <w:t>L</w:t>
+                        </w:r>
+                      </w:p>
+                    </w:txbxContent>
+                  </v:textbox>
+                </v:shape>
+              </v:group>
+            </w:pict>
+          </mc:Fallback>
+        </mc:AlternateContent>
+      </w:r>
+      <w:r>
+        <w:rPr>
+          <w:noProof/>
+        </w:rPr>
+        <mc:AlternateContent>
+          <mc:Choice Requires="wpg">
+            <w:drawing>
+              <wp:anchor distT="0" distB="0" distL="114300" distR="114300" simplePos="0" relativeHeight="251663360" behindDoc="0" locked="0" layoutInCell="1" allowOverlap="1" wp14:anchorId="35E20DA2" wp14:editId="4AEDC3CD">
+                <wp:simplePos x="0" y="0"/>
+                <wp:positionH relativeFrom="column">
+                  <wp:posOffset>1028700</wp:posOffset>
+                </wp:positionH>
+                <wp:positionV relativeFrom="paragraph">
+                  <wp:posOffset>8890</wp:posOffset>
+                </wp:positionV>
+                <wp:extent cx="857250" cy="342900"/>
+                <wp:effectExtent l="0" t="0" r="19050" b="19050"/>
+                <wp:wrapNone/>
+                <wp:docPr id="970479391" name="Group 7"/>
+                <wp:cNvGraphicFramePr/>
+                <a:graphic xmlns:a="http://schemas.openxmlformats.org/drawingml/2006/main">
+                  <a:graphicData uri="http://schemas.microsoft.com/office/word/2010/wordprocessingGroup">
+                    <wpg:wgp>
+                      <wpg:cNvGrpSpPr/>
+                      <wpg:grpSpPr>
+                        <a:xfrm>
+                          <a:off x="0" y="0"/>
+                          <a:ext cx="857250" cy="342900"/>
+                          <a:chOff x="0" y="0"/>
+                          <a:chExt cx="857250" cy="342900"/>
+                        </a:xfrm>
+                      </wpg:grpSpPr>
+                      <wps:wsp>
+                        <wps:cNvPr id="1545574767" name="Text Box 6"/>
+                        <wps:cNvSpPr txBox="1"/>
+                        <wps:spPr>
+                          <a:xfrm>
+                            <a:off x="0" y="0"/>
+                            <a:ext cx="314325" cy="342900"/>
+                          </a:xfrm>
+                          <a:prstGeom prst="rect">
+                            <a:avLst/>
+                          </a:prstGeom>
+                          <a:solidFill>
+                            <a:schemeClr val="lt1"/>
+                          </a:solidFill>
+                          <a:ln w="6350">
+                            <a:solidFill>
+                              <a:prstClr val="black"/>
+                            </a:solidFill>
+                          </a:ln>
+                        </wps:spPr>
+                        <wps:txbx>
+                          <w:txbxContent>
+                            <w:p>
+                              <w:pPr>
+                                <w:rPr>
+                                  <w:sz w:val="32"/>
+                                  <w:szCs w:val="32"/>
+                                </w:rPr>
+                              </w:pPr>
+                              <w:r>
+                                <w:rPr>
+                                  <w:sz w:val="32"/>
+                                  <w:szCs w:val="32"/>
+                                </w:rPr>
+                                <w:t>L</w:t>
+                              </w:r>
+                            </w:p>
+                          </w:txbxContent>
+                        </wps:txbx>
+                        <wps:bodyPr rot="0" spcFirstLastPara="0" vertOverflow="overflow" horzOverflow="overflow" vert="horz" wrap="square" lIns="91440" tIns="45720" rIns="91440" bIns="45720" numCol="1" spcCol="0" rtlCol="0" fromWordArt="0" anchor="t" anchorCtr="0" forceAA="0" compatLnSpc="1">
+                          <a:prstTxWarp prst="textNoShape">
+                            <a:avLst/>
+                          </a:prstTxWarp>
+                          <a:noAutofit/>
+                        </wps:bodyPr>
+                      </wps:wsp>
+                      <wps:wsp>
+                        <wps:cNvPr id="1309986814" name="Text Box 6"/>
+                        <wps:cNvSpPr txBox="1"/>
+                        <wps:spPr>
+                          <a:xfrm>
+                            <a:off x="390525" y="0"/>
+                            <a:ext cx="466725" cy="342900"/>
+                          </a:xfrm>
+                          <a:prstGeom prst="rect">
+                            <a:avLst/>
+                          </a:prstGeom>
+                          <a:noFill/>
+                          <a:ln w="6350">
+                            <a:solidFill>
+                              <a:prstClr val="black"/>
+                            </a:solidFill>
+                          </a:ln>
+                        </wps:spPr>
+                        <wps:txbx>
+                          <w:txbxContent>
+                            <w:p>
+                              <w:pPr>
+                                <w:rPr>
+                                  <w:sz w:val="32"/>
+                                  <w:szCs w:val="32"/>
+                                </w:rPr>
+                              </w:pPr>
+                              <w:r>
+                                <w:rPr>
+                                  <w:sz w:val="32"/>
+                                  <w:szCs w:val="32"/>
+                                </w:rPr>
+                                <w:t>M</w:t>
+                              </w:r>
+                              <w:r>
+                                <w:rPr>
+                                  <w:sz w:val="32"/>
+                                  <w:szCs w:val="32"/>
+                                </w:rPr>
+                                <w:t>L</w:t>
+                              </w:r>
+                            </w:p>
+                          </w:txbxContent>
+                        </wps:txbx>
+                        <wps:bodyPr rot="0" spcFirstLastPara="0" vertOverflow="overflow" horzOverflow="overflow" vert="horz" wrap="square" lIns="91440" tIns="45720" rIns="91440" bIns="45720" numCol="1" spcCol="0" rtlCol="0" fromWordArt="0" anchor="t" anchorCtr="0" forceAA="0" compatLnSpc="1">
+                          <a:prstTxWarp prst="textNoShape">
+                            <a:avLst/>
+                          </a:prstTxWarp>
+                          <a:noAutofit/>
+                        </wps:bodyPr>
+                      </wps:wsp>
+                    </wpg:wgp>
+                  </a:graphicData>
+                </a:graphic>
+              </wp:anchor>
+            </w:drawing>
+          </mc:Choice>
+          <mc:Fallback>
+            <w:pict>
+              <v:group w14:anchorId="35E20DA2" id="_x0000_s1032" style="position:absolute;margin-left:81pt;margin-top:.7pt;width:67.5pt;height:27pt;z-index:251663360" coordsize="8572,3429" o:gfxdata="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">
+                <v:shape id="_x0000_s1033" type="#_x0000_t202" style="position:absolute;width:3143;height:3429;visibility:visible;mso-wrap-style:square;v-text-anchor:top" o:gfxdata="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" fillcolor="white [3201]" strokeweight=".5pt">
+                  <v:textbox>
+                    <w:txbxContent>
+                      <w:p>
+                        <w:pPr>
+                          <w:rPr>
+                            <w:sz w:val="32"/>
+                            <w:szCs w:val="32"/>
+                          </w:rPr>
+                        </w:pPr>
+                        <w:r>
+                          <w:rPr>
+                            <w:sz w:val="32"/>
+                            <w:szCs w:val="32"/>
+                          </w:rPr>
+                          <w:t>L</w:t>
+                        </w:r>
+                      </w:p>
+                    </w:txbxContent>
+                  </v:textbox>
+                </v:shape>
+                <v:shape id="_x0000_s1034" type="#_x0000_t202" style="position:absolute;left:3905;width:4667;height:3429;visibility:visible;mso-wrap-style:square;v-text-anchor:top" o:gfxdata="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" filled="f" strokeweight=".5pt">
+                  <v:textbox>
+                    <w:txbxContent>
+                      <w:p>
+                        <w:pPr>
+                          <w:rPr>
+                            <w:sz w:val="32"/>
+                            <w:szCs w:val="32"/>
+                          </w:rPr>
+                        </w:pPr>
+                        <w:r>
+                          <w:rPr>
+                            <w:sz w:val="32"/>
+                            <w:szCs w:val="32"/>
+                          </w:rPr>
+                          <w:t>M</w:t>
+                        </w:r>
+                        <w:r>
+                          <w:rPr>
+                            <w:sz w:val="32"/>
+                            <w:szCs w:val="32"/>
+                          </w:rPr>
+                          <w:t>L</w:t>
+                        </w:r>
+                      </w:p>
+                    </w:txbxContent>
+                  </v:textbox>
+                </v:shape>
+              </v:group>
+            </w:pict>
+          </mc:Fallback>
+        </mc:AlternateContent>
       </w:r>
     </w:p>
     <w:p/>
     <w:p/>
+    <w:p>
+      <w:pPr>
+        <w:rPr>
+          <w:b/>
+          <w:bCs/>
+          <w:sz w:val="28"/>
+          <w:szCs w:val="28"/>
+        </w:rPr>
+      </w:pPr>
+      <w:r>
+        <w:rPr>
+          <w:b/>
+          <w:bCs/>
+          <w:sz w:val="28"/>
+          <w:szCs w:val="28"/>
+        </w:rPr>
+        <w:t xml:space="preserve"> Q6: Write the correct unit of mass with (kg or</w:t>
+      </w:r>
+      <w:r>
+        <w:rPr>
+          <w:b/>
+          <w:bCs/>
+          <w:sz w:val="28"/>
+          <w:szCs w:val="28"/>
+        </w:rPr>
+        <w:t xml:space="preserve"> g</w:t>
+      </w:r>
+      <w:r>
+        <w:rPr>
+          <w:b/>
+          <w:bCs/>
+          <w:sz w:val="28"/>
+          <w:szCs w:val="28"/>
+        </w:rPr>
+        <w:t>).</w:t>
+      </w:r>
+    </w:p>
+    <w:p>
+      <w:r>
+        <w:rPr>
+          <w:noProof/>
+        </w:rPr>
+        <w:drawing>
+          <wp:anchor distT="0" distB="0" distL="114300" distR="114300" simplePos="0" relativeHeight="251677696" behindDoc="0" locked="0" layoutInCell="1" allowOverlap="1" wp14:anchorId="195B2721" wp14:editId="076AD384">
+            <wp:simplePos x="0" y="0"/>
+            <wp:positionH relativeFrom="column">
+              <wp:posOffset>3759200</wp:posOffset>
+            </wp:positionH>
+            <wp:positionV relativeFrom="paragraph">
+              <wp:posOffset>140335</wp:posOffset>
+            </wp:positionV>
+            <wp:extent cx="1060450" cy="883920"/>
+            <wp:effectExtent l="0" t="0" r="6350" b="0"/>
+            <wp:wrapSquare wrapText="bothSides"/>
+            <wp:docPr id="798361056" name="Picture 12"/>
+            <wp:cNvGraphicFramePr>
+              <a:graphicFrameLocks xmlns:a="http://schemas.openxmlformats.org/drawingml/2006/main" noChangeAspect="1"/>
+            </wp:cNvGraphicFramePr>
+            <a:graphic xmlns:a="http://schemas.openxmlformats.org/drawingml/2006/main">
+              <a:graphicData uri="http://schemas.openxmlformats.org/drawingml/2006/picture">
+                <pic:pic xmlns:pic="http://schemas.openxmlformats.org/drawingml/2006/picture">
+                  <pic:nvPicPr>
+                    <pic:cNvPr id="0" name="Picture 11"/>
+                    <pic:cNvPicPr>
+                      <a:picLocks noChangeAspect="1" noChangeArrowheads="1"/>
+                    </pic:cNvPicPr>
+                  </pic:nvPicPr>
+                  <pic:blipFill>
+                    <a:blip r:embed="rId11" cstate="print">
+                      <a:extLst>
+                        <a:ext uri="{28A0092B-C50C-407E-A947-70E740481C1C}">
+                          <a14:useLocalDpi xmlns:a14="http://schemas.microsoft.com/office/drawing/2010/main" val="0"/>
+                        </a:ext>
+                      </a:extLst>
+                    </a:blip>
+                    <a:srcRect/>
+                    <a:stretch>
+                      <a:fillRect/>
+                    </a:stretch>
+                  </pic:blipFill>
+                  <pic:spPr bwMode="auto">
+                    <a:xfrm>
+                      <a:off x="0" y="0"/>
+                      <a:ext cx="1060450" cy="883920"/>
+                    </a:xfrm>
+                    <a:prstGeom prst="rect">
+                      <a:avLst/>
+                    </a:prstGeom>
+                    <a:noFill/>
+                    <a:ln>
+                      <a:noFill/>
+                    </a:ln>
+                  </pic:spPr>
+                </pic:pic>
+              </a:graphicData>
+            </a:graphic>
+            <wp14:sizeRelH relativeFrom="page">
+              <wp14:pctWidth>0</wp14:pctWidth>
+            </wp14:sizeRelH>
+            <wp14:sizeRelV relativeFrom="page">
+              <wp14:pctHeight>0</wp14:pctHeight>
+            </wp14:sizeRelV>
+          </wp:anchor>
+        </w:drawing>
+      </w:r>
+      <w:r>
+        <w:rPr>
+          <w:noProof/>
+        </w:rPr>
+        <w:drawing>
+          <wp:anchor distT="0" distB="0" distL="114300" distR="114300" simplePos="0" relativeHeight="251674624" behindDoc="0" locked="0" layoutInCell="1" allowOverlap="1" wp14:anchorId="3EED83EC" wp14:editId="76F09AAD">
+            <wp:simplePos x="0" y="0"/>
+            <wp:positionH relativeFrom="column">
+              <wp:posOffset>2009775</wp:posOffset>
+            </wp:positionH>
+            <wp:positionV relativeFrom="paragraph">
+              <wp:posOffset>140335</wp:posOffset>
+            </wp:positionV>
+            <wp:extent cx="807720" cy="807720"/>
+            <wp:effectExtent l="0" t="0" r="0" b="0"/>
+            <wp:wrapSquare wrapText="bothSides"/>
+            <wp:docPr id="527924379" name="Picture 11"/>
+            <wp:cNvGraphicFramePr>
+              <a:graphicFrameLocks xmlns:a="http://schemas.openxmlformats.org/drawingml/2006/main" noChangeAspect="1"/>
+            </wp:cNvGraphicFramePr>
+            <a:graphic xmlns:a="http://schemas.openxmlformats.org/drawingml/2006/main">
+              <a:graphicData uri="http://schemas.openxmlformats.org/drawingml/2006/picture">
+                <pic:pic xmlns:pic="http://schemas.openxmlformats.org/drawingml/2006/picture">
+                  <pic:nvPicPr>
+                    <pic:cNvPr id="0" name="Picture 9"/>
+                    <pic:cNvPicPr>
+                      <a:picLocks noChangeAspect="1" noChangeArrowheads="1"/>
+                    </pic:cNvPicPr>
+                  </pic:nvPicPr>
+                  <pic:blipFill>
+                    <a:blip r:embed="rId12" cstate="print">
+                      <a:extLst>
+                        <a:ext uri="{28A0092B-C50C-407E-A947-70E740481C1C}">
+                          <a14:useLocalDpi xmlns:a14="http://schemas.microsoft.com/office/drawing/2010/main" val="0"/>
+                        </a:ext>
+                      </a:extLst>
+                    </a:blip>
+                    <a:srcRect/>
+                    <a:stretch>
+                      <a:fillRect/>
+                    </a:stretch>
+                  </pic:blipFill>
+                  <pic:spPr bwMode="auto">
+                    <a:xfrm>
+                      <a:off x="0" y="0"/>
+                      <a:ext cx="807720" cy="807720"/>
+                    </a:xfrm>
+                    <a:prstGeom prst="rect">
+                      <a:avLst/>
+                    </a:prstGeom>
+                    <a:noFill/>
+                    <a:ln>
+                      <a:noFill/>
+                    </a:ln>
+                  </pic:spPr>
+                </pic:pic>
+              </a:graphicData>
+            </a:graphic>
+            <wp14:sizeRelH relativeFrom="page">
+              <wp14:pctWidth>0</wp14:pctWidth>
+            </wp14:sizeRelH>
+            <wp14:sizeRelV relativeFrom="page">
+              <wp14:pctHeight>0</wp14:pctHeight>
+            </wp14:sizeRelV>
+          </wp:anchor>
+        </w:drawing>
+      </w:r>
+      <w:r>
+        <w:rPr>
+          <w:noProof/>
+        </w:rPr>
+        <w:drawing>
+          <wp:anchor distT="0" distB="0" distL="114300" distR="114300" simplePos="0" relativeHeight="251670528" behindDoc="0" locked="0" layoutInCell="1" allowOverlap="1" wp14:anchorId="7FE7F06F" wp14:editId="6EDEDDD1">
+            <wp:simplePos x="0" y="0"/>
+            <wp:positionH relativeFrom="column">
+              <wp:posOffset>-57150</wp:posOffset>
+            </wp:positionH>
+            <wp:positionV relativeFrom="paragraph">
+              <wp:posOffset>64135</wp:posOffset>
+            </wp:positionV>
+            <wp:extent cx="800100" cy="807720"/>
+            <wp:effectExtent l="0" t="0" r="0" b="0"/>
+            <wp:wrapSquare wrapText="bothSides"/>
+            <wp:docPr id="369655988" name="Picture 10"/>
+            <wp:cNvGraphicFramePr>
+              <a:graphicFrameLocks xmlns:a="http://schemas.openxmlformats.org/drawingml/2006/main" noChangeAspect="1"/>
+            </wp:cNvGraphicFramePr>
+            <a:graphic xmlns:a="http://schemas.openxmlformats.org/drawingml/2006/main">
+              <a:graphicData uri="http://schemas.openxmlformats.org/drawingml/2006/picture">
+                <pic:pic xmlns:pic="http://schemas.openxmlformats.org/drawingml/2006/picture">
+                  <pic:nvPicPr>
+                    <pic:cNvPr id="0" name="Picture 7"/>
+                    <pic:cNvPicPr>
+                      <a:picLocks noChangeAspect="1" noChangeArrowheads="1"/>
+                    </pic:cNvPicPr>
+                  </pic:nvPicPr>
+                  <pic:blipFill>
+                    <a:blip r:embed="rId13" cstate="print">
+                      <a:extLst>
+                        <a:ext uri="{28A0092B-C50C-407E-A947-70E740481C1C}">
+                          <a14:useLocalDpi xmlns:a14="http://schemas.microsoft.com/office/drawing/2010/main" val="0"/>
+                        </a:ext>
+                      </a:extLst>
+                    </a:blip>
+                    <a:srcRect/>
+                    <a:stretch>
+                      <a:fillRect/>
+                    </a:stretch>
+                  </pic:blipFill>
+                  <pic:spPr bwMode="auto">
+                    <a:xfrm>
+                      <a:off x="0" y="0"/>
+                      <a:ext cx="800100" cy="807720"/>
+                    </a:xfrm>
+                    <a:prstGeom prst="rect">
+                      <a:avLst/>
+                    </a:prstGeom>
+                    <a:noFill/>
+                    <a:ln>
+                      <a:noFill/>
+                    </a:ln>
+                  </pic:spPr>
+                </pic:pic>
+              </a:graphicData>
+            </a:graphic>
+            <wp14:sizeRelH relativeFrom="page">
+              <wp14:pctWidth>0</wp14:pctWidth>
+            </wp14:sizeRelH>
+            <wp14:sizeRelV relativeFrom="page">
+              <wp14:pctHeight>0</wp14:pctHeight>
+            </wp14:sizeRelV>
+          </wp:anchor>
+        </w:drawing>
+      </w:r>
+    </w:p>
+    <w:p>
+      <w:r>
+        <w:rPr>
+          <w:noProof/>
+        </w:rPr>
+        <mc:AlternateContent>
+          <mc:Choice Requires="wps">
+            <w:drawing>
+              <wp:anchor distT="0" distB="0" distL="114300" distR="114300" simplePos="0" relativeHeight="251679744" behindDoc="0" locked="0" layoutInCell="1" allowOverlap="1" wp14:anchorId="673F2BF0" wp14:editId="0BE86E5F">
+                <wp:simplePos x="0" y="0"/>
+                <wp:positionH relativeFrom="column">
+                  <wp:posOffset>4822825</wp:posOffset>
+                </wp:positionH>
+                <wp:positionV relativeFrom="paragraph">
+                  <wp:posOffset>41275</wp:posOffset>
+                </wp:positionV>
+                <wp:extent cx="581025" cy="457200"/>
+                <wp:effectExtent l="0" t="0" r="28575" b="19050"/>
+                <wp:wrapNone/>
+                <wp:docPr id="213624639" name="Text Box 6"/>
+                <wp:cNvGraphicFramePr/>
+                <a:graphic xmlns:a="http://schemas.openxmlformats.org/drawingml/2006/main">
+                  <a:graphicData uri="http://schemas.microsoft.com/office/word/2010/wordprocessingShape">
+                    <wps:wsp>
+                      <wps:cNvSpPr txBox="1"/>
+                      <wps:spPr>
+                        <a:xfrm>
+                          <a:off x="0" y="0"/>
+                          <a:ext cx="581025" cy="457200"/>
+                        </a:xfrm>
+                        <a:prstGeom prst="rect">
+                          <a:avLst/>
+                        </a:prstGeom>
+                        <a:solidFill>
+                          <a:schemeClr val="lt1"/>
+                        </a:solidFill>
+                        <a:ln w="6350">
+                          <a:solidFill>
+                            <a:prstClr val="black"/>
+                          </a:solidFill>
+                        </a:ln>
+                      </wps:spPr>
+                      <wps:txbx>
+                        <w:txbxContent>
+                          <w:p>
+                            <w:pPr>
+                              <w:rPr>
+                                <w:sz w:val="32"/>
+                                <w:szCs w:val="32"/>
+                              </w:rPr>
+                            </w:pPr>
+                          </w:p>
+                        </w:txbxContent>
+                      </wps:txbx>
+                      <wps:bodyPr rot="0" spcFirstLastPara="0" vertOverflow="overflow" horzOverflow="overflow" vert="horz" wrap="square" lIns="91440" tIns="45720" rIns="91440" bIns="45720" numCol="1" spcCol="0" rtlCol="0" fromWordArt="0" anchor="t" anchorCtr="0" forceAA="0" compatLnSpc="1">
+                        <a:prstTxWarp prst="textNoShape">
+                          <a:avLst/>
+                        </a:prstTxWarp>
+                        <a:noAutofit/>
+                      </wps:bodyPr>
+                    </wps:wsp>
+                  </a:graphicData>
+                </a:graphic>
+                <wp14:sizeRelH relativeFrom="margin">
+                  <wp14:pctWidth>0</wp14:pctWidth>
+                </wp14:sizeRelH>
+                <wp14:sizeRelV relativeFrom="margin">
+                  <wp14:pctHeight>0</wp14:pctHeight>
+                </wp14:sizeRelV>
+              </wp:anchor>
+            </w:drawing>
+          </mc:Choice>
+          <mc:Fallback>
+            <w:pict>
+              <v:shape w14:anchorId="673F2BF0" id="Text Box 6" o:spid="_x0000_s1035" type="#_x0000_t202" style="position:absolute;margin-left:379.75pt;margin-top:3.25pt;width:45.75pt;height:36pt;z-index:251679744;visibility:visible;mso-wrap-style:square;mso-width-percent:0;mso-height-percent:0;mso-wrap-distance-left:9pt;mso-wrap-distance-top:0;mso-wrap-distance-right:9pt;mso-wrap-distance-bottom:0;mso-position-horizontal:absolute;mso-position-horizontal-relative:text;mso-position-vertical:absolute;mso-position-vertical-relative:text;mso-width-percent:0;mso-height-percent:0;mso-width-relative:margin;mso-height-relative:margin;v-text-anchor:top" o:gfxdata="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" fillcolor="white [3201]" strokeweight=".5pt">
+                <v:textbox>
+                  <w:txbxContent>
+                    <w:p>
+                      <w:pPr>
+                        <w:rPr>
+                          <w:sz w:val="32"/>
+                          <w:szCs w:val="32"/>
+                        </w:rPr>
+                      </w:pPr>
+                    </w:p>
+                  </w:txbxContent>
+                </v:textbox>
+              </v:shape>
+            </w:pict>
+          </mc:Fallback>
+        </mc:AlternateContent>
+      </w:r>
+      <w:r>
+        <w:rPr>
+          <w:noProof/>
+        </w:rPr>
+        <mc:AlternateContent>
+          <mc:Choice Requires="wps">
+            <w:drawing>
+              <wp:anchor distT="0" distB="0" distL="114300" distR="114300" simplePos="0" relativeHeight="251676672" behindDoc="0" locked="0" layoutInCell="1" allowOverlap="1" wp14:anchorId="241C360F" wp14:editId="489628C9">
+                <wp:simplePos x="0" y="0"/>
+                <wp:positionH relativeFrom="column">
+                  <wp:posOffset>2895600</wp:posOffset>
+                </wp:positionH>
+                <wp:positionV relativeFrom="paragraph">
+                  <wp:posOffset>98425</wp:posOffset>
+                </wp:positionV>
+                <wp:extent cx="581025" cy="457200"/>
+                <wp:effectExtent l="0" t="0" r="28575" b="19050"/>
+                <wp:wrapNone/>
+                <wp:docPr id="395532541" name="Text Box 6"/>
+                <wp:cNvGraphicFramePr/>
+                <a:graphic xmlns:a="http://schemas.openxmlformats.org/drawingml/2006/main">
+                  <a:graphicData uri="http://schemas.microsoft.com/office/word/2010/wordprocessingShape">
+                    <wps:wsp>
+                      <wps:cNvSpPr txBox="1"/>
+                      <wps:spPr>
+                        <a:xfrm>
+                          <a:off x="0" y="0"/>
+                          <a:ext cx="581025" cy="457200"/>
+                        </a:xfrm>
+                        <a:prstGeom prst="rect">
+                          <a:avLst/>
+                        </a:prstGeom>
+                        <a:solidFill>
+                          <a:schemeClr val="lt1"/>
+                        </a:solidFill>
+                        <a:ln w="6350">
+                          <a:solidFill>
+                            <a:prstClr val="black"/>
+                          </a:solidFill>
+                        </a:ln>
+                      </wps:spPr>
+                      <wps:txbx>
+                        <w:txbxContent>
+                          <w:p>
+                            <w:pPr>
+                              <w:rPr>
+                                <w:sz w:val="32"/>
+                                <w:szCs w:val="32"/>
+                              </w:rPr>
+                            </w:pPr>
+                          </w:p>
+                        </w:txbxContent>
+                      </wps:txbx>
+                      <wps:bodyPr rot="0" spcFirstLastPara="0" vertOverflow="overflow" horzOverflow="overflow" vert="horz" wrap="square" lIns="91440" tIns="45720" rIns="91440" bIns="45720" numCol="1" spcCol="0" rtlCol="0" fromWordArt="0" anchor="t" anchorCtr="0" forceAA="0" compatLnSpc="1">
+                        <a:prstTxWarp prst="textNoShape">
+                          <a:avLst/>
+                        </a:prstTxWarp>
+                        <a:noAutofit/>
+                      </wps:bodyPr>
+                    </wps:wsp>
+                  </a:graphicData>
+                </a:graphic>
+                <wp14:sizeRelH relativeFrom="margin">
+                  <wp14:pctWidth>0</wp14:pctWidth>
+                </wp14:sizeRelH>
+                <wp14:sizeRelV relativeFrom="margin">
+                  <wp14:pctHeight>0</wp14:pctHeight>
+                </wp14:sizeRelV>
+              </wp:anchor>
+            </w:drawing>
+          </mc:Choice>
+          <mc:Fallback>
+            <w:pict>
+              <v:shape w14:anchorId="241C360F" id="_x0000_s1036" type="#_x0000_t202" style="position:absolute;margin-left:228pt;margin-top:7.75pt;width:45.75pt;height:36pt;z-index:251676672;visibility:visible;mso-wrap-style:square;mso-width-percent:0;mso-height-percent:0;mso-wrap-distance-left:9pt;mso-wrap-distance-top:0;mso-wrap-distance-right:9pt;mso-wrap-distance-bottom:0;mso-position-horizontal:absolute;mso-position-horizontal-relative:text;mso-position-vertical:absolute;mso-position-vertical-relative:text;mso-width-percent:0;mso-height-percent:0;mso-width-relative:margin;mso-height-relative:margin;v-text-anchor:top" o:gfxdata="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" fillcolor="white [3201]" strokeweight=".5pt">
+                <v:textbox>
+                  <w:txbxContent>
+                    <w:p>
+                      <w:pPr>
+                        <w:rPr>
+                          <w:sz w:val="32"/>
+                          <w:szCs w:val="32"/>
+                        </w:rPr>
+                      </w:pPr>
+                    </w:p>
+                  </w:txbxContent>
+                </v:textbox>
+              </v:shape>
+            </w:pict>
+          </mc:Fallback>
+        </mc:AlternateContent>
+      </w:r>
+      <w:r>
+        <w:rPr>
+          <w:noProof/>
+        </w:rPr>
+        <mc:AlternateContent>
+          <mc:Choice Requires="wps">
+            <w:drawing>
+              <wp:anchor distT="0" distB="0" distL="114300" distR="114300" simplePos="0" relativeHeight="251673600" behindDoc="0" locked="0" layoutInCell="1" allowOverlap="1" wp14:anchorId="0886049A" wp14:editId="58686226">
+                <wp:simplePos x="0" y="0"/>
+                <wp:positionH relativeFrom="column">
+                  <wp:posOffset>895350</wp:posOffset>
+                </wp:positionH>
+                <wp:positionV relativeFrom="paragraph">
+                  <wp:posOffset>45085</wp:posOffset>
+                </wp:positionV>
+                <wp:extent cx="581025" cy="457200"/>
+                <wp:effectExtent l="0" t="0" r="28575" b="19050"/>
+                <wp:wrapNone/>
+                <wp:docPr id="1783797485" name="Text Box 6"/>
+                <wp:cNvGraphicFramePr/>
+                <a:graphic xmlns:a="http://schemas.openxmlformats.org/drawingml/2006/main">
+                  <a:graphicData uri="http://schemas.microsoft.com/office/word/2010/wordprocessingShape">
+                    <wps:wsp>
+                      <wps:cNvSpPr txBox="1"/>
+                      <wps:spPr>
+                        <a:xfrm>
+                          <a:off x="0" y="0"/>
+                          <a:ext cx="581025" cy="457200"/>
+                        </a:xfrm>
+                        <a:prstGeom prst="rect">
+                          <a:avLst/>
+                        </a:prstGeom>
+                        <a:solidFill>
+                          <a:schemeClr val="lt1"/>
+                        </a:solidFill>
+                        <a:ln w="6350">
+                          <a:solidFill>
+                            <a:prstClr val="black"/>
+                          </a:solidFill>
+                        </a:ln>
+                      </wps:spPr>
+                      <wps:txbx>
+                        <w:txbxContent>
+                          <w:p>
+                            <w:pPr>
+                              <w:rPr>
+                                <w:sz w:val="32"/>
+                                <w:szCs w:val="32"/>
+                              </w:rPr>
+                            </w:pPr>
+                          </w:p>
+                        </w:txbxContent>
+                      </wps:txbx>
+                      <wps:bodyPr rot="0" spcFirstLastPara="0" vertOverflow="overflow" horzOverflow="overflow" vert="horz" wrap="square" lIns="91440" tIns="45720" rIns="91440" bIns="45720" numCol="1" spcCol="0" rtlCol="0" fromWordArt="0" anchor="t" anchorCtr="0" forceAA="0" compatLnSpc="1">
+                        <a:prstTxWarp prst="textNoShape">
+                          <a:avLst/>
+                        </a:prstTxWarp>
+                        <a:noAutofit/>
+                      </wps:bodyPr>
+                    </wps:wsp>
+                  </a:graphicData>
+                </a:graphic>
+                <wp14:sizeRelH relativeFrom="margin">
+                  <wp14:pctWidth>0</wp14:pctWidth>
+                </wp14:sizeRelH>
+                <wp14:sizeRelV relativeFrom="margin">
+                  <wp14:pctHeight>0</wp14:pctHeight>
+                </wp14:sizeRelV>
+              </wp:anchor>
+            </w:drawing>
+          </mc:Choice>
+          <mc:Fallback>
+            <w:pict>
+              <v:shape w14:anchorId="0886049A" id="_x0000_s1037" type="#_x0000_t202" style="position:absolute;margin-left:70.5pt;margin-top:3.55pt;width:45.75pt;height:36pt;z-index:251673600;visibility:visible;mso-wrap-style:square;mso-width-percent:0;mso-height-percent:0;mso-wrap-distance-left:9pt;mso-wrap-distance-top:0;mso-wrap-distance-right:9pt;mso-wrap-distance-bottom:0;mso-position-horizontal:absolute;mso-position-horizontal-relative:text;mso-position-vertical:absolute;mso-position-vertical-relative:text;mso-width-percent:0;mso-height-percent:0;mso-width-relative:margin;mso-height-relative:margin;v-text-anchor:top" o:gfxdata="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" fillcolor="white [3201]" strokeweight=".5pt">
+                <v:textbox>
+                  <w:txbxContent>
+                    <w:p>
+                      <w:pPr>
+                        <w:rPr>
+                          <w:sz w:val="32"/>
+                          <w:szCs w:val="32"/>
+                        </w:rPr>
+                      </w:pPr>
+                    </w:p>
+                  </w:txbxContent>
+                </v:textbox>
+              </v:shape>
+            </w:pict>
+          </mc:Fallback>
+        </mc:AlternateContent>
+      </w:r>
+    </w:p>
     <w:p/>
     <w:p/>
     <w:p>
+      <w:pPr>
+        <w:rPr>
+          <w:sz w:val="28"/>
+          <w:szCs w:val="28"/>
+        </w:rPr>
+      </w:pPr>
       <w:r>
-        <w:t xml:space="preserve"> Q6: Write the correct unit of mass with (kg or</w:t>
-      </w:r>
-      <w:proofErr w:type="gramStart"/>
-      <w:r>
-        <w:t>) .</w:t>
-      </w:r>
-      <w:proofErr w:type="gramEnd"/>
-    </w:p>
-    <w:p/>
-    <w:p/>
-    <w:p/>
-    <w:p/>
-    <w:p>
-      <w:r>
+        <w:rPr>
+          <w:sz w:val="28"/>
+          <w:szCs w:val="28"/>
+        </w:rPr>
         <w:t>Q7: Object measured in (</w:t>
       </w:r>
       <w:proofErr w:type="spellStart"/>
       <w:proofErr w:type="gramStart"/>
       <w:r>
+        <w:rPr>
+          <w:sz w:val="28"/>
+          <w:szCs w:val="28"/>
+        </w:rPr>
         <w:t>cm,m</w:t>
       </w:r>
       <w:proofErr w:type="gramEnd"/>
       <w:r>
+        <w:rPr>
+          <w:sz w:val="28"/>
+          <w:szCs w:val="28"/>
+        </w:rPr>
         <w:t>,km</w:t>
       </w:r>
       <w:proofErr w:type="spellEnd"/>
       <w:r>
+        <w:rPr>
+          <w:sz w:val="28"/>
+          <w:szCs w:val="28"/>
+        </w:rPr>
         <w:t>).</w:t>
       </w:r>
     </w:p>
@@ -1084,7 +3248,6 @@
         <w:jc w:val="center"/>
       </w:pPr>
       <w:r>
-        <w:lastRenderedPageBreak/>
         <w:t>{Section “B”}</w:t>
       </w:r>
     </w:p>
@@ -1202,15 +3365,7 @@
     </w:p>
     <w:p>
       <w:r>
-        <w:t>(</w:t>
-      </w:r>
-      <w:proofErr w:type="spellStart"/>
-      <w:r>
-        <w:t>i</w:t>
-      </w:r>
-      <w:proofErr w:type="spellEnd"/>
-      <w:r>
-        <w:t>) Solve:</w:t>
+        <w:t>(i) Solve:</w:t>
       </w:r>
     </w:p>
     <w:tbl>
@@ -1349,7 +3504,7 @@
     <w:p/>
     <w:sectPr>
       <w:pgSz w:w="12240" w:h="15840"/>
-      <w:pgMar w:top="1440" w:right="1440" w:bottom="1440" w:left="1440" w:header="720" w:footer="720" w:gutter="0"/>
+      <w:pgMar w:top="720" w:right="720" w:bottom="720" w:left="720" w:header="720" w:footer="720" w:gutter="0"/>
       <w:cols w:space="720"/>
       <w:docGrid w:linePitch="360"/>
     </w:sectPr>
@@ -1357,8 +3512,58 @@
 </w:document>
 </file>
 
+<file path=word/endnotes.xml><?xml version="1.0" encoding="utf-8"?>
+<w:endnotes xmlns:wpc="http://schemas.microsoft.com/office/word/2010/wordprocessingCanvas" xmlns:cx="http://schemas.microsoft.com/office/drawing/2014/chartex" xmlns:cx1="http://schemas.microsoft.com/office/drawing/2015/9/8/chartex" xmlns:cx2="http://schemas.microsoft.com/office/drawing/2015/10/21/chartex" xmlns:cx3="http://schemas.microsoft.com/office/drawing/2016/5/9/chartex" xmlns:cx4="http://schemas.microsoft.com/office/drawing/2016/5/10/chartex" xmlns:cx5="http://schemas.microsoft.com/office/drawing/2016/5/11/chartex" xmlns:cx6="http://schemas.microsoft.com/office/drawing/2016/5/12/chartex" xmlns:cx7="http://schemas.microsoft.com/office/drawing/2016/5/13/chartex" xmlns:cx8="http://schemas.microsoft.com/office/drawing/2016/5/14/chartex" xmlns:mc="http://schemas.openxmlformats.org/markup-compatibility/2006" xmlns:aink="http://schemas.microsoft.com/office/drawing/2016/ink" xmlns:am3d="http://schemas.microsoft.com/office/drawing/2017/model3d" xmlns:o="urn:schemas-microsoft-com:office:office" xmlns:oel="http://schemas.microsoft.com/office/2019/extlst" xmlns:r="http://schemas.openxmlformats.org/officeDocument/2006/relationships" xmlns:m="http://schemas.openxmlformats.org/officeDocument/2006/math" xmlns:v="urn:schemas-microsoft-com:vml" xmlns:wp14="http://schemas.microsoft.com/office/word/2010/wordprocessingDrawing" xmlns:wp="http://schemas.openxmlformats.org/drawingml/2006/wordprocessingDrawing" xmlns:w10="urn:schemas-microsoft-com:office:word" xmlns:w="http://schemas.openxmlformats.org/wordprocessingml/2006/main" xmlns:w14="http://schemas.microsoft.com/office/word/2010/wordml" xmlns:w15="http://schemas.microsoft.com/office/word/2012/wordml" xmlns:w16cex="http://schemas.microsoft.com/office/word/2018/wordml/cex" xmlns:w16cid="http://schemas.microsoft.com/office/word/2016/wordml/cid" xmlns:w16="http://schemas.microsoft.com/office/word/2018/wordml" xmlns:w16du="http://schemas.microsoft.com/office/word/2023/wordml/word16du" xmlns:w16sdtdh="http://schemas.microsoft.com/office/word/2020/wordml/sdtdatahash" xmlns:w16sdtfl="http://schemas.microsoft.com/office/word/2024/wordml/sdtformatlock" xmlns:w16se="http://schemas.microsoft.com/office/word/2015/wordml/symex" xmlns:wpg="http://schemas.microsoft.com/office/word/2010/wordprocessingGroup" xmlns:wpi="http://schemas.microsoft.com/office/word/2010/wordprocessingInk" xmlns:wne="http://schemas.microsoft.com/office/word/2006/wordml" xmlns:wps="http://schemas.microsoft.com/office/word/2010/wordprocessingShape" mc:Ignorable="w14 w15 w16se w16cid w16 w16cex w16sdtdh w16sdtfl w16du wp14">
+  <w:endnote w:type="separator" w:id="-1">
+    <w:p>
+      <w:pPr>
+        <w:spacing w:after="0" w:line="240" w:lineRule="auto"/>
+      </w:pPr>
+      <w:r>
+        <w:separator/>
+      </w:r>
+    </w:p>
+  </w:endnote>
+  <w:endnote w:type="continuationSeparator" w:id="0">
+    <w:p>
+      <w:pPr>
+        <w:spacing w:after="0" w:line="240" w:lineRule="auto"/>
+      </w:pPr>
+      <w:r>
+        <w:continuationSeparator/>
+      </w:r>
+    </w:p>
+  </w:endnote>
+</w:endnotes>
+</file>
+
+<file path=word/footnotes.xml><?xml version="1.0" encoding="utf-8"?>
+<w:footnotes xmlns:wpc="http://schemas.microsoft.com/office/word/2010/wordprocessingCanvas" xmlns:cx="http://schemas.microsoft.com/office/drawing/2014/chartex" xmlns:cx1="http://schemas.microsoft.com/office/drawing/2015/9/8/chartex" xmlns:cx2="http://schemas.microsoft.com/office/drawing/2015/10/21/chartex" xmlns:cx3="http://schemas.microsoft.com/office/drawing/2016/5/9/chartex" xmlns:cx4="http://schemas.microsoft.com/office/drawing/2016/5/10/chartex" xmlns:cx5="http://schemas.microsoft.com/office/drawing/2016/5/11/chartex" xmlns:cx6="http://schemas.microsoft.com/office/drawing/2016/5/12/chartex" xmlns:cx7="http://schemas.microsoft.com/office/drawing/2016/5/13/chartex" xmlns:cx8="http://schemas.microsoft.com/office/drawing/2016/5/14/chartex" xmlns:mc="http://schemas.openxmlformats.org/markup-compatibility/2006" xmlns:aink="http://schemas.microsoft.com/office/drawing/2016/ink" xmlns:am3d="http://schemas.microsoft.com/office/drawing/2017/model3d" xmlns:o="urn:schemas-microsoft-com:office:office" xmlns:oel="http://schemas.microsoft.com/office/2019/extlst" xmlns:r="http://schemas.openxmlformats.org/officeDocument/2006/relationships" xmlns:m="http://schemas.openxmlformats.org/officeDocument/2006/math" xmlns:v="urn:schemas-microsoft-com:vml" xmlns:wp14="http://schemas.microsoft.com/office/word/2010/wordprocessingDrawing" xmlns:wp="http://schemas.openxmlformats.org/drawingml/2006/wordprocessingDrawing" xmlns:w10="urn:schemas-microsoft-com:office:word" xmlns:w="http://schemas.openxmlformats.org/wordprocessingml/2006/main" xmlns:w14="http://schemas.microsoft.com/office/word/2010/wordml" xmlns:w15="http://schemas.microsoft.com/office/word/2012/wordml" xmlns:w16cex="http://schemas.microsoft.com/office/word/2018/wordml/cex" xmlns:w16cid="http://schemas.microsoft.com/office/word/2016/wordml/cid" xmlns:w16="http://schemas.microsoft.com/office/word/2018/wordml" xmlns:w16du="http://schemas.microsoft.com/office/word/2023/wordml/word16du" xmlns:w16sdtdh="http://schemas.microsoft.com/office/word/2020/wordml/sdtdatahash" xmlns:w16sdtfl="http://schemas.microsoft.com/office/word/2024/wordml/sdtformatlock" xmlns:w16se="http://schemas.microsoft.com/office/word/2015/wordml/symex" xmlns:wpg="http://schemas.microsoft.com/office/word/2010/wordprocessingGroup" xmlns:wpi="http://schemas.microsoft.com/office/word/2010/wordprocessingInk" xmlns:wne="http://schemas.microsoft.com/office/word/2006/wordml" xmlns:wps="http://schemas.microsoft.com/office/word/2010/wordprocessingShape" mc:Ignorable="w14 w15 w16se w16cid w16 w16cex w16sdtdh w16sdtfl w16du wp14">
+  <w:footnote w:type="separator" w:id="-1">
+    <w:p>
+      <w:pPr>
+        <w:spacing w:after="0" w:line="240" w:lineRule="auto"/>
+      </w:pPr>
+      <w:r>
+        <w:separator/>
+      </w:r>
+    </w:p>
+  </w:footnote>
+  <w:footnote w:type="continuationSeparator" w:id="0">
+    <w:p>
+      <w:pPr>
+        <w:spacing w:after="0" w:line="240" w:lineRule="auto"/>
+      </w:pPr>
+      <w:r>
+        <w:continuationSeparator/>
+      </w:r>
+    </w:p>
+  </w:footnote>
+</w:footnotes>
+</file>
+
 <file path=word/numbering.xml><?xml version="1.0" encoding="utf-8"?>
-<w:numbering xmlns:wpc="http://schemas.microsoft.com/office/word/2010/wordprocessingCanvas" xmlns:cx="http://schemas.microsoft.com/office/drawing/2014/chartex" xmlns:cx1="http://schemas.microsoft.com/office/drawing/2015/9/8/chartex" xmlns:cx2="http://schemas.microsoft.com/office/drawing/2015/10/21/chartex" xmlns:cx3="http://schemas.microsoft.com/office/drawing/2016/5/9/chartex" xmlns:cx4="http://schemas.microsoft.com/office/drawing/2016/5/10/chartex" xmlns:cx5="http://schemas.microsoft.com/office/drawing/2016/5/11/chartex" xmlns:cx6="http://schemas.microsoft.com/office/drawing/2016/5/12/chartex" xmlns:cx7="http://schemas.microsoft.com/office/drawing/2016/5/13/chartex" xmlns:cx8="http://schemas.microsoft.com/office/drawing/2016/5/14/chartex" xmlns:mc="http://schemas.openxmlformats.org/markup-compatibility/2006" xmlns:aink="http://schemas.microsoft.com/office/drawing/2016/ink" xmlns:am3d="http://schemas.microsoft.com/office/drawing/2017/model3d" xmlns:o="urn:schemas-microsoft-com:office:office" xmlns:r="http://schemas.openxmlformats.org/officeDocument/2006/relationships" xmlns:m="http://schemas.openxmlformats.org/officeDocument/2006/math" xmlns:v="urn:schemas-microsoft-com:vml" xmlns:wp14="http://schemas.microsoft.com/office/word/2010/wordprocessingDrawing" xmlns:wp="http://schemas.openxmlformats.org/drawingml/2006/wordprocessingDrawing" xmlns:w10="urn:schemas-microsoft-com:office:word" xmlns:w="http://schemas.openxmlformats.org/wordprocessingml/2006/main" xmlns:w14="http://schemas.microsoft.com/office/word/2010/wordml" xmlns:w15="http://schemas.microsoft.com/office/word/2012/wordml" xmlns:w16cex="http://schemas.microsoft.com/office/word/2018/wordml/cex" xmlns:w16cid="http://schemas.microsoft.com/office/word/2016/wordml/cid" xmlns:w16="http://schemas.microsoft.com/office/word/2018/wordml" xmlns:w16sdtdh="http://schemas.microsoft.com/office/word/2020/wordml/sdtdatahash" xmlns:w16se="http://schemas.microsoft.com/office/word/2015/wordml/symex" xmlns:wpg="http://schemas.microsoft.com/office/word/2010/wordprocessingGroup" xmlns:wpi="http://schemas.microsoft.com/office/word/2010/wordprocessingInk" xmlns:wne="http://schemas.microsoft.com/office/word/2006/wordml" xmlns:wps="http://schemas.microsoft.com/office/word/2010/wordprocessingShape" mc:Ignorable="w14 w15 w16se w16cid w16 w16cex w16sdtdh wp14">
+<w:numbering xmlns:wpc="http://schemas.microsoft.com/office/word/2010/wordprocessingCanvas" xmlns:cx="http://schemas.microsoft.com/office/drawing/2014/chartex" xmlns:cx1="http://schemas.microsoft.com/office/drawing/2015/9/8/chartex" xmlns:cx2="http://schemas.microsoft.com/office/drawing/2015/10/21/chartex" xmlns:cx3="http://schemas.microsoft.com/office/drawing/2016/5/9/chartex" xmlns:cx4="http://schemas.microsoft.com/office/drawing/2016/5/10/chartex" xmlns:cx5="http://schemas.microsoft.com/office/drawing/2016/5/11/chartex" xmlns:cx6="http://schemas.microsoft.com/office/drawing/2016/5/12/chartex" xmlns:cx7="http://schemas.microsoft.com/office/drawing/2016/5/13/chartex" xmlns:cx8="http://schemas.microsoft.com/office/drawing/2016/5/14/chartex" xmlns:mc="http://schemas.openxmlformats.org/markup-compatibility/2006" xmlns:aink="http://schemas.microsoft.com/office/drawing/2016/ink" xmlns:am3d="http://schemas.microsoft.com/office/drawing/2017/model3d" xmlns:o="urn:schemas-microsoft-com:office:office" xmlns:oel="http://schemas.microsoft.com/office/2019/extlst" xmlns:r="http://schemas.openxmlformats.org/officeDocument/2006/relationships" xmlns:m="http://schemas.openxmlformats.org/officeDocument/2006/math" xmlns:v="urn:schemas-microsoft-com:vml" xmlns:wp14="http://schemas.microsoft.com/office/word/2010/wordprocessingDrawing" xmlns:wp="http://schemas.openxmlformats.org/drawingml/2006/wordprocessingDrawing" xmlns:w10="urn:schemas-microsoft-com:office:word" xmlns:w="http://schemas.openxmlformats.org/wordprocessingml/2006/main" xmlns:w14="http://schemas.microsoft.com/office/word/2010/wordml" xmlns:w15="http://schemas.microsoft.com/office/word/2012/wordml" xmlns:w16cex="http://schemas.microsoft.com/office/word/2018/wordml/cex" xmlns:w16cid="http://schemas.microsoft.com/office/word/2016/wordml/cid" xmlns:w16="http://schemas.microsoft.com/office/word/2018/wordml" xmlns:w16du="http://schemas.microsoft.com/office/word/2023/wordml/word16du" xmlns:w16sdtdh="http://schemas.microsoft.com/office/word/2020/wordml/sdtdatahash" xmlns:w16sdtfl="http://schemas.microsoft.com/office/word/2024/wordml/sdtformatlock" xmlns:w16se="http://schemas.microsoft.com/office/word/2015/wordml/symex" xmlns:wpg="http://schemas.microsoft.com/office/word/2010/wordprocessingGroup" xmlns:wpi="http://schemas.microsoft.com/office/word/2010/wordprocessingInk" xmlns:wne="http://schemas.microsoft.com/office/word/2006/wordml" xmlns:wps="http://schemas.microsoft.com/office/word/2010/wordprocessingShape" mc:Ignorable="w14 w15 w16se w16cid w16 w16cex w16sdtdh w16sdtfl w16du wp14">
   <w:abstractNum w:abstractNumId="0" w15:restartNumberingAfterBreak="0">
     <w:nsid w:val="2A357CF6"/>
     <w:multiLevelType w:val="hybridMultilevel"/>
@@ -1893,26 +4098,26 @@
       </w:pPr>
     </w:lvl>
   </w:abstractNum>
-  <w:num w:numId="1">
+  <w:num w:numId="1" w16cid:durableId="1032656963">
     <w:abstractNumId w:val="2"/>
   </w:num>
-  <w:num w:numId="2">
+  <w:num w:numId="2" w16cid:durableId="2016570823">
     <w:abstractNumId w:val="4"/>
   </w:num>
-  <w:num w:numId="3">
+  <w:num w:numId="3" w16cid:durableId="1722705630">
     <w:abstractNumId w:val="3"/>
   </w:num>
-  <w:num w:numId="4">
+  <w:num w:numId="4" w16cid:durableId="748579012">
     <w:abstractNumId w:val="1"/>
   </w:num>
-  <w:num w:numId="5">
+  <w:num w:numId="5" w16cid:durableId="251934127">
     <w:abstractNumId w:val="0"/>
   </w:num>
 </w:numbering>
 </file>
 
 <file path=word/styles.xml><?xml version="1.0" encoding="utf-8"?>
-<w:styles xmlns:mc="http://schemas.openxmlformats.org/markup-compatibility/2006" xmlns:r="http://schemas.openxmlformats.org/officeDocument/2006/relationships" xmlns:w="http://schemas.openxmlformats.org/wordprocessingml/2006/main" xmlns:w14="http://schemas.microsoft.com/office/word/2010/wordml" xmlns:w15="http://schemas.microsoft.com/office/word/2012/wordml" xmlns:w16cex="http://schemas.microsoft.com/office/word/2018/wordml/cex" xmlns:w16cid="http://schemas.microsoft.com/office/word/2016/wordml/cid" xmlns:w16="http://schemas.microsoft.com/office/word/2018/wordml" xmlns:w16sdtdh="http://schemas.microsoft.com/office/word/2020/wordml/sdtdatahash" xmlns:w16se="http://schemas.microsoft.com/office/word/2015/wordml/symex" mc:Ignorable="w14 w15 w16se w16cid w16 w16cex w16sdtdh">
+<w:styles xmlns:mc="http://schemas.openxmlformats.org/markup-compatibility/2006" xmlns:r="http://schemas.openxmlformats.org/officeDocument/2006/relationships" xmlns:w="http://schemas.openxmlformats.org/wordprocessingml/2006/main" xmlns:w14="http://schemas.microsoft.com/office/word/2010/wordml" xmlns:w15="http://schemas.microsoft.com/office/word/2012/wordml" xmlns:w16cex="http://schemas.microsoft.com/office/word/2018/wordml/cex" xmlns:w16cid="http://schemas.microsoft.com/office/word/2016/wordml/cid" xmlns:w16="http://schemas.microsoft.com/office/word/2018/wordml" xmlns:w16du="http://schemas.microsoft.com/office/word/2023/wordml/word16du" xmlns:w16sdtdh="http://schemas.microsoft.com/office/word/2020/wordml/sdtdatahash" xmlns:w16sdtfl="http://schemas.microsoft.com/office/word/2024/wordml/sdtformatlock" xmlns:w16se="http://schemas.microsoft.com/office/word/2015/wordml/symex" mc:Ignorable="w14 w15 w16se w16cid w16 w16cex w16sdtdh w16sdtfl w16du">
   <w:docDefaults>
     <w:rPrDefault>
       <w:rPr>
@@ -2367,6 +4572,50 @@
       <w:contextualSpacing/>
     </w:pPr>
   </w:style>
+  <w:style w:type="paragraph" w:styleId="Header">
+    <w:name w:val="header"/>
+    <w:basedOn w:val="Normal"/>
+    <w:link w:val="HeaderChar"/>
+    <w:uiPriority w:val="99"/>
+    <w:unhideWhenUsed/>
+    <w:rsid w:val="00857B60"/>
+    <w:pPr>
+      <w:tabs>
+        <w:tab w:val="center" w:pos="4680"/>
+        <w:tab w:val="right" w:pos="9360"/>
+      </w:tabs>
+      <w:spacing w:after="0" w:line="240" w:lineRule="auto"/>
+    </w:pPr>
+  </w:style>
+  <w:style w:type="character" w:customStyle="1" w:styleId="HeaderChar">
+    <w:name w:val="Header Char"/>
+    <w:basedOn w:val="DefaultParagraphFont"/>
+    <w:link w:val="Header"/>
+    <w:uiPriority w:val="99"/>
+    <w:rsid w:val="00857B60"/>
+  </w:style>
+  <w:style w:type="paragraph" w:styleId="Footer">
+    <w:name w:val="footer"/>
+    <w:basedOn w:val="Normal"/>
+    <w:link w:val="FooterChar"/>
+    <w:uiPriority w:val="99"/>
+    <w:unhideWhenUsed/>
+    <w:rsid w:val="00857B60"/>
+    <w:pPr>
+      <w:tabs>
+        <w:tab w:val="center" w:pos="4680"/>
+        <w:tab w:val="right" w:pos="9360"/>
+      </w:tabs>
+      <w:spacing w:after="0" w:line="240" w:lineRule="auto"/>
+    </w:pPr>
+  </w:style>
+  <w:style w:type="character" w:customStyle="1" w:styleId="FooterChar">
+    <w:name w:val="Footer Char"/>
+    <w:basedOn w:val="DefaultParagraphFont"/>
+    <w:link w:val="Footer"/>
+    <w:uiPriority w:val="99"/>
+    <w:rsid w:val="00857B60"/>
+  </w:style>
 </w:styles>
 </file>
 
